--- a/class method checklist for flows/secure send message  flow class mehtod checklist.docx
+++ b/class method checklist for flows/secure send message  flow class mehtod checklist.docx
@@ -1402,31 +1402,117 @@
           <w:i/>
           <w:iCs/>
         </w:rPr>
-        <w:t>validate_message_</w:t>
-      </w:r>
-      <w:proofErr w:type="gramStart"/>
+        <w:t>validate_message_content</w:t>
+      </w:r>
+      <w:proofErr w:type="spellEnd"/>
       <w:r>
         <w:rPr>
           <w:i/>
           <w:iCs/>
         </w:rPr>
-        <w:t>content</w:t>
-      </w:r>
-      <w:proofErr w:type="spellEnd"/>
+        <w:t>()</w:t>
+      </w:r>
+      <w:r>
+        <w:t> </w:t>
+      </w:r>
+    </w:p>
+    <w:p>
+      <w:r>
+        <w:t>Should check: </w:t>
+      </w:r>
+    </w:p>
+    <w:p>
+      <w:pPr>
+        <w:numPr>
+          <w:ilvl w:val="0"/>
+          <w:numId w:val="48"/>
+        </w:numPr>
+      </w:pPr>
+      <w:r>
+        <w:t>message is not empty </w:t>
+      </w:r>
+    </w:p>
+    <w:p>
+      <w:pPr>
+        <w:numPr>
+          <w:ilvl w:val="0"/>
+          <w:numId w:val="49"/>
+        </w:numPr>
+      </w:pPr>
+      <w:r>
+        <w:t>optionally not just whitespace </w:t>
+      </w:r>
+    </w:p>
+    <w:p>
+      <w:pPr>
+        <w:numPr>
+          <w:ilvl w:val="0"/>
+          <w:numId w:val="50"/>
+        </w:numPr>
+      </w:pPr>
+      <w:r>
+        <w:t>optionally content length rules </w:t>
+      </w:r>
+    </w:p>
+    <w:p>
+      <w:r>
+        <w:t>Maps to: </w:t>
+      </w:r>
+    </w:p>
+    <w:p>
+      <w:pPr>
+        <w:numPr>
+          <w:ilvl w:val="0"/>
+          <w:numId w:val="51"/>
+        </w:numPr>
+      </w:pPr>
+      <w:r>
+        <w:t>“User enters plaintext message in message box” </w:t>
+      </w:r>
+    </w:p>
+    <w:p>
+      <w:pPr>
+        <w:numPr>
+          <w:ilvl w:val="0"/>
+          <w:numId w:val="52"/>
+        </w:numPr>
+      </w:pPr>
+      <w:r>
+        <w:t>“Message content empty?” </w:t>
+      </w:r>
+    </w:p>
+    <w:p>
+      <w:pPr>
+        <w:numPr>
+          <w:ilvl w:val="0"/>
+          <w:numId w:val="53"/>
+        </w:numPr>
+      </w:pPr>
+      <w:r>
+        <w:t>“Do not send; Prompt user to enter a message” </w:t>
+      </w:r>
+    </w:p>
+    <w:p>
+      <w:r>
+        <w:t> </w:t>
+      </w:r>
+    </w:p>
+    <w:p>
+      <w:proofErr w:type="spellStart"/>
       <w:r>
         <w:rPr>
           <w:i/>
           <w:iCs/>
         </w:rPr>
-        <w:t>(</w:t>
-      </w:r>
-      <w:proofErr w:type="gramEnd"/>
+        <w:t>prepare_outgoing_plaintext</w:t>
+      </w:r>
+      <w:proofErr w:type="spellEnd"/>
       <w:r>
         <w:rPr>
           <w:i/>
           <w:iCs/>
         </w:rPr>
-        <w:t>)</w:t>
+        <w:t>()</w:t>
       </w:r>
       <w:r>
         <w:t> </w:t>
@@ -1434,40 +1520,45 @@
     </w:p>
     <w:p>
       <w:r>
-        <w:t>Should check: </w:t>
+        <w:t>Should normalize or finalize plaintext before encryption. </w:t>
+      </w:r>
+    </w:p>
+    <w:p>
+      <w:r>
+        <w:t>Depending on your design, this may: </w:t>
       </w:r>
     </w:p>
     <w:p>
       <w:pPr>
         <w:numPr>
           <w:ilvl w:val="0"/>
-          <w:numId w:val="48"/>
+          <w:numId w:val="54"/>
         </w:numPr>
       </w:pPr>
       <w:r>
-        <w:t>message is not empty </w:t>
+        <w:t>copy the plaintext string into bytes </w:t>
       </w:r>
     </w:p>
     <w:p>
       <w:pPr>
         <w:numPr>
           <w:ilvl w:val="0"/>
-          <w:numId w:val="49"/>
+          <w:numId w:val="55"/>
         </w:numPr>
       </w:pPr>
       <w:r>
-        <w:t>optionally not just whitespace </w:t>
+        <w:t>set sender metadata if needed </w:t>
       </w:r>
     </w:p>
     <w:p>
       <w:pPr>
         <w:numPr>
           <w:ilvl w:val="0"/>
-          <w:numId w:val="50"/>
+          <w:numId w:val="56"/>
         </w:numPr>
       </w:pPr>
       <w:r>
-        <w:t>optionally content length rules </w:t>
+        <w:t>preserve current message context </w:t>
       </w:r>
     </w:p>
     <w:p>
@@ -1479,33 +1570,11 @@
       <w:pPr>
         <w:numPr>
           <w:ilvl w:val="0"/>
-          <w:numId w:val="51"/>
+          <w:numId w:val="57"/>
         </w:numPr>
       </w:pPr>
       <w:r>
-        <w:t>“User enters plaintext message in message box” </w:t>
-      </w:r>
-    </w:p>
-    <w:p>
-      <w:pPr>
-        <w:numPr>
-          <w:ilvl w:val="0"/>
-          <w:numId w:val="52"/>
-        </w:numPr>
-      </w:pPr>
-      <w:r>
-        <w:t>“Message content empty?” </w:t>
-      </w:r>
-    </w:p>
-    <w:p>
-      <w:pPr>
-        <w:numPr>
-          <w:ilvl w:val="0"/>
-          <w:numId w:val="53"/>
-        </w:numPr>
-      </w:pPr>
-      <w:r>
-        <w:t>“Do not send; Prompt user to enter a message” </w:t>
+        <w:t>“Prepare plaintext for secure transmission” </w:t>
       </w:r>
     </w:p>
     <w:p>
@@ -1520,132 +1589,15 @@
           <w:i/>
           <w:iCs/>
         </w:rPr>
-        <w:t>prepare_outgoing_</w:t>
-      </w:r>
-      <w:proofErr w:type="gramStart"/>
+        <w:t>secure_packet</w:t>
+      </w:r>
+      <w:proofErr w:type="spellEnd"/>
       <w:r>
         <w:rPr>
           <w:i/>
           <w:iCs/>
         </w:rPr>
-        <w:t>plaintext</w:t>
-      </w:r>
-      <w:proofErr w:type="spellEnd"/>
-      <w:r>
-        <w:rPr>
-          <w:i/>
-          <w:iCs/>
-        </w:rPr>
-        <w:t>(</w:t>
-      </w:r>
-      <w:proofErr w:type="gramEnd"/>
-      <w:r>
-        <w:rPr>
-          <w:i/>
-          <w:iCs/>
-        </w:rPr>
-        <w:t>)</w:t>
-      </w:r>
-      <w:r>
-        <w:t> </w:t>
-      </w:r>
-    </w:p>
-    <w:p>
-      <w:r>
-        <w:t>Should normalize or finalize plaintext before encryption. </w:t>
-      </w:r>
-    </w:p>
-    <w:p>
-      <w:r>
-        <w:t>Depending on your design, this may: </w:t>
-      </w:r>
-    </w:p>
-    <w:p>
-      <w:pPr>
-        <w:numPr>
-          <w:ilvl w:val="0"/>
-          <w:numId w:val="54"/>
-        </w:numPr>
-      </w:pPr>
-      <w:r>
-        <w:t>copy the plaintext string into bytes </w:t>
-      </w:r>
-    </w:p>
-    <w:p>
-      <w:pPr>
-        <w:numPr>
-          <w:ilvl w:val="0"/>
-          <w:numId w:val="55"/>
-        </w:numPr>
-      </w:pPr>
-      <w:r>
-        <w:t>set sender metadata if needed </w:t>
-      </w:r>
-    </w:p>
-    <w:p>
-      <w:pPr>
-        <w:numPr>
-          <w:ilvl w:val="0"/>
-          <w:numId w:val="56"/>
-        </w:numPr>
-      </w:pPr>
-      <w:r>
-        <w:t>preserve current message context </w:t>
-      </w:r>
-    </w:p>
-    <w:p>
-      <w:r>
-        <w:t>Maps to: </w:t>
-      </w:r>
-    </w:p>
-    <w:p>
-      <w:pPr>
-        <w:numPr>
-          <w:ilvl w:val="0"/>
-          <w:numId w:val="57"/>
-        </w:numPr>
-      </w:pPr>
-      <w:r>
-        <w:t>“Prepare plaintext for secure transmission” </w:t>
-      </w:r>
-    </w:p>
-    <w:p>
-      <w:r>
-        <w:t> </w:t>
-      </w:r>
-    </w:p>
-    <w:p>
-      <w:proofErr w:type="spellStart"/>
-      <w:r>
-        <w:rPr>
-          <w:i/>
-          <w:iCs/>
-        </w:rPr>
-        <w:t>secure_</w:t>
-      </w:r>
-      <w:proofErr w:type="gramStart"/>
-      <w:r>
-        <w:rPr>
-          <w:i/>
-          <w:iCs/>
-        </w:rPr>
-        <w:t>packet</w:t>
-      </w:r>
-      <w:proofErr w:type="spellEnd"/>
-      <w:r>
-        <w:rPr>
-          <w:i/>
-          <w:iCs/>
-        </w:rPr>
-        <w:t>(</w:t>
-      </w:r>
-      <w:proofErr w:type="gramEnd"/>
-      <w:r>
-        <w:rPr>
-          <w:i/>
-          <w:iCs/>
-        </w:rPr>
-        <w:t>)</w:t>
+        <w:t>()</w:t>
       </w:r>
       <w:r>
         <w:t> </w:t>
@@ -1790,31 +1742,15 @@
           <w:i/>
           <w:iCs/>
         </w:rPr>
-        <w:t>send_secure_</w:t>
-      </w:r>
-      <w:proofErr w:type="gramStart"/>
+        <w:t>send_secure_message</w:t>
+      </w:r>
+      <w:proofErr w:type="spellEnd"/>
       <w:r>
         <w:rPr>
           <w:i/>
           <w:iCs/>
         </w:rPr>
-        <w:t>message</w:t>
-      </w:r>
-      <w:proofErr w:type="spellEnd"/>
-      <w:r>
-        <w:rPr>
-          <w:i/>
-          <w:iCs/>
-        </w:rPr>
-        <w:t>(</w:t>
-      </w:r>
-      <w:proofErr w:type="gramEnd"/>
-      <w:r>
-        <w:rPr>
-          <w:i/>
-          <w:iCs/>
-        </w:rPr>
-        <w:t>)</w:t>
+        <w:t>()</w:t>
       </w:r>
       <w:r>
         <w:t> </w:t>
@@ -1932,31 +1868,62 @@
           <w:i/>
           <w:iCs/>
         </w:rPr>
-        <w:t>record_send_</w:t>
-      </w:r>
-      <w:proofErr w:type="gramStart"/>
+        <w:t>record_send_event</w:t>
+      </w:r>
+      <w:proofErr w:type="spellEnd"/>
       <w:r>
         <w:rPr>
           <w:i/>
           <w:iCs/>
         </w:rPr>
-        <w:t>event</w:t>
-      </w:r>
-      <w:proofErr w:type="spellEnd"/>
+        <w:t>()</w:t>
+      </w:r>
+      <w:r>
+        <w:t> </w:t>
+      </w:r>
+    </w:p>
+    <w:p>
+      <w:r>
+        <w:t>Optional but useful for observability/GUI history. </w:t>
+      </w:r>
+    </w:p>
+    <w:p>
+      <w:r>
+        <w:t>Maps to: </w:t>
+      </w:r>
+    </w:p>
+    <w:p>
+      <w:pPr>
+        <w:numPr>
+          <w:ilvl w:val="0"/>
+          <w:numId w:val="73"/>
+        </w:numPr>
+      </w:pPr>
+      <w:r>
+        <w:t>sender/client message-flow visibility </w:t>
+      </w:r>
+    </w:p>
+    <w:p>
+      <w:r>
+        <w:t> </w:t>
+      </w:r>
+    </w:p>
+    <w:p>
+      <w:proofErr w:type="spellStart"/>
       <w:r>
         <w:rPr>
           <w:i/>
           <w:iCs/>
         </w:rPr>
-        <w:t>(</w:t>
-      </w:r>
-      <w:proofErr w:type="gramEnd"/>
+        <w:t>report_send_success</w:t>
+      </w:r>
+      <w:proofErr w:type="spellEnd"/>
       <w:r>
         <w:rPr>
           <w:i/>
           <w:iCs/>
         </w:rPr>
-        <w:t>)</w:t>
+        <w:t>()</w:t>
       </w:r>
       <w:r>
         <w:t> </w:t>
@@ -1964,11 +1931,12 @@
     </w:p>
     <w:p>
       <w:r>
-        <w:t>Optional but useful for observability/GUI history. </w:t>
-      </w:r>
-    </w:p>
-    <w:p>
-      <w:r>
+        <w:t>Should mark successful send state / update UI-ready status. </w:t>
+      </w:r>
+    </w:p>
+    <w:p>
+      <w:r>
+        <w:lastRenderedPageBreak/>
         <w:t>Maps to: </w:t>
       </w:r>
     </w:p>
@@ -1976,11 +1944,11 @@
       <w:pPr>
         <w:numPr>
           <w:ilvl w:val="0"/>
-          <w:numId w:val="73"/>
+          <w:numId w:val="74"/>
         </w:numPr>
       </w:pPr>
       <w:r>
-        <w:t>sender/client message-flow visibility </w:t>
+        <w:t>successful client-side message submission </w:t>
       </w:r>
     </w:p>
     <w:p>
@@ -1995,95 +1963,15 @@
           <w:i/>
           <w:iCs/>
         </w:rPr>
-        <w:t>report_send_</w:t>
-      </w:r>
-      <w:proofErr w:type="gramStart"/>
+        <w:t>handle_send_failure</w:t>
+      </w:r>
+      <w:proofErr w:type="spellEnd"/>
       <w:r>
         <w:rPr>
           <w:i/>
           <w:iCs/>
         </w:rPr>
-        <w:t>success</w:t>
-      </w:r>
-      <w:proofErr w:type="spellEnd"/>
-      <w:r>
-        <w:rPr>
-          <w:i/>
-          <w:iCs/>
-        </w:rPr>
-        <w:t>(</w:t>
-      </w:r>
-      <w:proofErr w:type="gramEnd"/>
-      <w:r>
-        <w:rPr>
-          <w:i/>
-          <w:iCs/>
-        </w:rPr>
-        <w:t>)</w:t>
-      </w:r>
-      <w:r>
-        <w:t> </w:t>
-      </w:r>
-    </w:p>
-    <w:p>
-      <w:r>
-        <w:t>Should mark successful send state / update UI-ready status. </w:t>
-      </w:r>
-    </w:p>
-    <w:p>
-      <w:r>
-        <w:lastRenderedPageBreak/>
-        <w:t>Maps to: </w:t>
-      </w:r>
-    </w:p>
-    <w:p>
-      <w:pPr>
-        <w:numPr>
-          <w:ilvl w:val="0"/>
-          <w:numId w:val="74"/>
-        </w:numPr>
-      </w:pPr>
-      <w:r>
-        <w:t>successful client-side message submission </w:t>
-      </w:r>
-    </w:p>
-    <w:p>
-      <w:r>
-        <w:t> </w:t>
-      </w:r>
-    </w:p>
-    <w:p>
-      <w:proofErr w:type="spellStart"/>
-      <w:r>
-        <w:rPr>
-          <w:i/>
-          <w:iCs/>
-        </w:rPr>
-        <w:t>handle_send_</w:t>
-      </w:r>
-      <w:proofErr w:type="gramStart"/>
-      <w:r>
-        <w:rPr>
-          <w:i/>
-          <w:iCs/>
-        </w:rPr>
-        <w:t>failure</w:t>
-      </w:r>
-      <w:proofErr w:type="spellEnd"/>
-      <w:r>
-        <w:rPr>
-          <w:i/>
-          <w:iCs/>
-        </w:rPr>
-        <w:t>(</w:t>
-      </w:r>
-      <w:proofErr w:type="gramEnd"/>
-      <w:r>
-        <w:rPr>
-          <w:i/>
-          <w:iCs/>
-        </w:rPr>
-        <w:t>)</w:t>
+        <w:t>()</w:t>
       </w:r>
       <w:r>
         <w:t> </w:t>
@@ -2392,15 +2280,7 @@
           <w:i/>
           <w:iCs/>
         </w:rPr>
-        <w:t>compute_integrity_</w:t>
-      </w:r>
-      <w:proofErr w:type="gramStart"/>
-      <w:r>
-        <w:rPr>
-          <w:i/>
-          <w:iCs/>
-        </w:rPr>
-        <w:t>value</w:t>
+        <w:t>compute_integrity_value</w:t>
       </w:r>
       <w:proofErr w:type="spellEnd"/>
       <w:r>
@@ -2411,7 +2291,6 @@
         <w:t>(</w:t>
       </w:r>
       <w:proofErr w:type="spellStart"/>
-      <w:proofErr w:type="gramEnd"/>
       <w:r>
         <w:rPr>
           <w:i/>
@@ -2507,31 +2386,15 @@
           <w:i/>
           <w:iCs/>
         </w:rPr>
-        <w:t>verify_integrity_</w:t>
-      </w:r>
-      <w:proofErr w:type="gramStart"/>
+        <w:t>verify_integrity_value</w:t>
+      </w:r>
+      <w:proofErr w:type="spellEnd"/>
       <w:r>
         <w:rPr>
           <w:i/>
           <w:iCs/>
         </w:rPr>
-        <w:t>value</w:t>
-      </w:r>
-      <w:proofErr w:type="spellEnd"/>
-      <w:r>
-        <w:rPr>
-          <w:i/>
-          <w:iCs/>
-        </w:rPr>
-        <w:t>(</w:t>
-      </w:r>
-      <w:proofErr w:type="gramEnd"/>
-      <w:r>
-        <w:rPr>
-          <w:i/>
-          <w:iCs/>
-        </w:rPr>
-        <w:t>value, </w:t>
+        <w:t>(value, </w:t>
       </w:r>
       <w:proofErr w:type="spellStart"/>
       <w:r>
@@ -2860,15 +2723,7 @@
     </w:p>
     <w:p>
       <w:r>
-        <w:t>For </w:t>
-      </w:r>
-      <w:proofErr w:type="gramStart"/>
-      <w:r>
-        <w:t>now</w:t>
-      </w:r>
-      <w:proofErr w:type="gramEnd"/>
-      <w:r>
-        <w:t> it should deliver/send: </w:t>
+        <w:t>For now it should deliver/send: </w:t>
       </w:r>
     </w:p>
     <w:p>
@@ -2920,31 +2775,62 @@
           <w:i/>
           <w:iCs/>
         </w:rPr>
-        <w:t>receive_application_</w:t>
-      </w:r>
-      <w:proofErr w:type="gramStart"/>
+        <w:t>receive_application_message</w:t>
+      </w:r>
+      <w:proofErr w:type="spellEnd"/>
       <w:r>
         <w:rPr>
           <w:i/>
           <w:iCs/>
         </w:rPr>
-        <w:t>message</w:t>
-      </w:r>
-      <w:proofErr w:type="spellEnd"/>
+        <w:t>()</w:t>
+      </w:r>
+      <w:r>
+        <w:t> </w:t>
+      </w:r>
+    </w:p>
+    <w:p>
+      <w:r>
+        <w:t>Later used for incoming secure packets from the server. </w:t>
+      </w:r>
+    </w:p>
+    <w:p>
+      <w:r>
+        <w:t>Maps to: </w:t>
+      </w:r>
+    </w:p>
+    <w:p>
+      <w:pPr>
+        <w:numPr>
+          <w:ilvl w:val="0"/>
+          <w:numId w:val="110"/>
+        </w:numPr>
+      </w:pPr>
+      <w:r>
+        <w:t>“Receive broadcast packet” </w:t>
+      </w:r>
+    </w:p>
+    <w:p>
+      <w:r>
+        <w:t> </w:t>
+      </w:r>
+    </w:p>
+    <w:p>
+      <w:proofErr w:type="spellStart"/>
       <w:r>
         <w:rPr>
           <w:i/>
           <w:iCs/>
         </w:rPr>
-        <w:t>(</w:t>
-      </w:r>
-      <w:proofErr w:type="gramEnd"/>
+        <w:t>detect_connection_loss</w:t>
+      </w:r>
+      <w:proofErr w:type="spellEnd"/>
       <w:r>
         <w:rPr>
           <w:i/>
           <w:iCs/>
         </w:rPr>
-        <w:t>)</w:t>
+        <w:t>()</w:t>
       </w:r>
       <w:r>
         <w:t> </w:t>
@@ -2952,7 +2838,7 @@
     </w:p>
     <w:p>
       <w:r>
-        <w:t>Later used for incoming secure packets from the server. </w:t>
+        <w:t>Already present. </w:t>
       </w:r>
     </w:p>
     <w:p>
@@ -2964,11 +2850,11 @@
       <w:pPr>
         <w:numPr>
           <w:ilvl w:val="0"/>
-          <w:numId w:val="110"/>
+          <w:numId w:val="111"/>
         </w:numPr>
       </w:pPr>
       <w:r>
-        <w:t>“Receive broadcast packet” </w:t>
+        <w:t>“Connection lost before/during transmission?” </w:t>
       </w:r>
     </w:p>
     <w:p>
@@ -2983,94 +2869,15 @@
           <w:i/>
           <w:iCs/>
         </w:rPr>
-        <w:t>detect_connection_</w:t>
-      </w:r>
-      <w:proofErr w:type="gramStart"/>
+        <w:t>notify_disconnect</w:t>
+      </w:r>
+      <w:proofErr w:type="spellEnd"/>
       <w:r>
         <w:rPr>
           <w:i/>
           <w:iCs/>
         </w:rPr>
-        <w:t>loss</w:t>
-      </w:r>
-      <w:proofErr w:type="spellEnd"/>
-      <w:r>
-        <w:rPr>
-          <w:i/>
-          <w:iCs/>
-        </w:rPr>
-        <w:t>(</w:t>
-      </w:r>
-      <w:proofErr w:type="gramEnd"/>
-      <w:r>
-        <w:rPr>
-          <w:i/>
-          <w:iCs/>
-        </w:rPr>
-        <w:t>)</w:t>
-      </w:r>
-      <w:r>
-        <w:t> </w:t>
-      </w:r>
-    </w:p>
-    <w:p>
-      <w:r>
-        <w:t>Already present. </w:t>
-      </w:r>
-    </w:p>
-    <w:p>
-      <w:r>
-        <w:t>Maps to: </w:t>
-      </w:r>
-    </w:p>
-    <w:p>
-      <w:pPr>
-        <w:numPr>
-          <w:ilvl w:val="0"/>
-          <w:numId w:val="111"/>
-        </w:numPr>
-      </w:pPr>
-      <w:r>
-        <w:t>“Connection lost before/during transmission?” </w:t>
-      </w:r>
-    </w:p>
-    <w:p>
-      <w:r>
-        <w:t> </w:t>
-      </w:r>
-    </w:p>
-    <w:p>
-      <w:proofErr w:type="spellStart"/>
-      <w:r>
-        <w:rPr>
-          <w:i/>
-          <w:iCs/>
-        </w:rPr>
-        <w:t>notify_</w:t>
-      </w:r>
-      <w:proofErr w:type="gramStart"/>
-      <w:r>
-        <w:rPr>
-          <w:i/>
-          <w:iCs/>
-        </w:rPr>
-        <w:t>disconnect</w:t>
-      </w:r>
-      <w:proofErr w:type="spellEnd"/>
-      <w:r>
-        <w:rPr>
-          <w:i/>
-          <w:iCs/>
-        </w:rPr>
-        <w:t>(</w:t>
-      </w:r>
-      <w:proofErr w:type="gramEnd"/>
-      <w:r>
-        <w:rPr>
-          <w:i/>
-          <w:iCs/>
-        </w:rPr>
-        <w:t>)</w:t>
+        <w:t>()</w:t>
       </w:r>
       <w:r>
         <w:t> </w:t>
@@ -3172,15 +2979,174 @@
           <w:i/>
           <w:iCs/>
         </w:rPr>
-        <w:t>retrieve_channel_</w:t>
-      </w:r>
-      <w:proofErr w:type="gramStart"/>
+        <w:t>retrieve_channel_keys</w:t>
+      </w:r>
+      <w:proofErr w:type="spellEnd"/>
       <w:r>
         <w:rPr>
           <w:i/>
           <w:iCs/>
         </w:rPr>
-        <w:t>keys</w:t>
+        <w:t>()</w:t>
+      </w:r>
+      <w:r>
+        <w:t> </w:t>
+      </w:r>
+    </w:p>
+    <w:p>
+      <w:r>
+        <w:lastRenderedPageBreak/>
+        <w:t>Should return the current </w:t>
+      </w:r>
+      <w:proofErr w:type="spellStart"/>
+      <w:r>
+        <w:rPr>
+          <w:i/>
+          <w:iCs/>
+        </w:rPr>
+        <w:t>ChannelKeySet</w:t>
+      </w:r>
+      <w:proofErr w:type="spellEnd"/>
+      <w:r>
+        <w:t>. </w:t>
+      </w:r>
+    </w:p>
+    <w:p>
+      <w:r>
+        <w:t>Maps to sender-side steps: </w:t>
+      </w:r>
+    </w:p>
+    <w:p>
+      <w:pPr>
+        <w:numPr>
+          <w:ilvl w:val="0"/>
+          <w:numId w:val="113"/>
+        </w:numPr>
+      </w:pPr>
+      <w:r>
+        <w:t>“Check messaging readiness” </w:t>
+      </w:r>
+    </w:p>
+    <w:p>
+      <w:pPr>
+        <w:numPr>
+          <w:ilvl w:val="0"/>
+          <w:numId w:val="114"/>
+        </w:numPr>
+      </w:pPr>
+      <w:r>
+        <w:t>“Encrypt message using channel AES key + IV” </w:t>
+      </w:r>
+    </w:p>
+    <w:p>
+      <w:pPr>
+        <w:numPr>
+          <w:ilvl w:val="0"/>
+          <w:numId w:val="115"/>
+        </w:numPr>
+      </w:pPr>
+      <w:r>
+        <w:t>“Compute HMAC over ciphertext using channel HMAC key” </w:t>
+      </w:r>
+    </w:p>
+    <w:p>
+      <w:r>
+        <w:t>Maps to recipient-side steps: </w:t>
+      </w:r>
+    </w:p>
+    <w:p>
+      <w:pPr>
+        <w:numPr>
+          <w:ilvl w:val="0"/>
+          <w:numId w:val="116"/>
+        </w:numPr>
+      </w:pPr>
+      <w:r>
+        <w:t>“Verify HMAC over received ciphertext” </w:t>
+      </w:r>
+    </w:p>
+    <w:p>
+      <w:pPr>
+        <w:numPr>
+          <w:ilvl w:val="0"/>
+          <w:numId w:val="117"/>
+        </w:numPr>
+      </w:pPr>
+      <w:r>
+        <w:t>“Decrypt ciphertext using channel AES key + IV” </w:t>
+      </w:r>
+    </w:p>
+    <w:p>
+      <w:r>
+        <w:t> </w:t>
+      </w:r>
+    </w:p>
+    <w:p>
+      <w:proofErr w:type="spellStart"/>
+      <w:r>
+        <w:rPr>
+          <w:i/>
+          <w:iCs/>
+        </w:rPr>
+        <w:t>check_key_availability</w:t>
+      </w:r>
+      <w:proofErr w:type="spellEnd"/>
+      <w:r>
+        <w:rPr>
+          <w:i/>
+          <w:iCs/>
+        </w:rPr>
+        <w:t>()</w:t>
+      </w:r>
+      <w:r>
+        <w:t> </w:t>
+      </w:r>
+    </w:p>
+    <w:p>
+      <w:r>
+        <w:t>Should confirm whether keys are loaded. </w:t>
+      </w:r>
+    </w:p>
+    <w:p>
+      <w:r>
+        <w:t>Maps to: </w:t>
+      </w:r>
+    </w:p>
+    <w:p>
+      <w:pPr>
+        <w:numPr>
+          <w:ilvl w:val="0"/>
+          <w:numId w:val="118"/>
+        </w:numPr>
+      </w:pPr>
+      <w:r>
+        <w:t>“Check messaging readiness” </w:t>
+      </w:r>
+    </w:p>
+    <w:p>
+      <w:pPr>
+        <w:numPr>
+          <w:ilvl w:val="0"/>
+          <w:numId w:val="119"/>
+        </w:numPr>
+      </w:pPr>
+      <w:r>
+        <w:t>“Channel keys available?” </w:t>
+      </w:r>
+    </w:p>
+    <w:p>
+      <w:r>
+        <w:t> </w:t>
+      </w:r>
+    </w:p>
+    <w:p>
+      <w:proofErr w:type="spellStart"/>
+      <w:r>
+        <w:rPr>
+          <w:i/>
+          <w:iCs/>
+        </w:rPr>
+        <w:t>store_channel_keys</w:t>
       </w:r>
       <w:proofErr w:type="spellEnd"/>
       <w:r>
@@ -3190,7 +3156,15 @@
         </w:rPr>
         <w:t>(</w:t>
       </w:r>
-      <w:proofErr w:type="gramEnd"/>
+      <w:proofErr w:type="spellStart"/>
+      <w:r>
+        <w:rPr>
+          <w:i/>
+          <w:iCs/>
+        </w:rPr>
+        <w:t>key_set</w:t>
+      </w:r>
+      <w:proofErr w:type="spellEnd"/>
       <w:r>
         <w:rPr>
           <w:i/>
@@ -3204,250 +3178,35 @@
     </w:p>
     <w:p>
       <w:r>
-        <w:lastRenderedPageBreak/>
-        <w:t>Should return the current </w:t>
-      </w:r>
+        <w:t>Already useful after channel-aware auth. </w:t>
+      </w:r>
+    </w:p>
+    <w:p>
+      <w:r>
+        <w:t>Indirectly supports secure message flow because message send depends on keys being stored first. </w:t>
+      </w:r>
+    </w:p>
+    <w:p>
+      <w:r>
+        <w:t> </w:t>
+      </w:r>
+    </w:p>
+    <w:p>
       <w:proofErr w:type="spellStart"/>
       <w:r>
         <w:rPr>
           <w:i/>
           <w:iCs/>
         </w:rPr>
-        <w:t>ChannelKeySet</w:t>
+        <w:t>clear_channel_keys</w:t>
       </w:r>
       <w:proofErr w:type="spellEnd"/>
-      <w:r>
-        <w:t>. </w:t>
-      </w:r>
-    </w:p>
-    <w:p>
-      <w:r>
-        <w:t>Maps to sender-side steps: </w:t>
-      </w:r>
-    </w:p>
-    <w:p>
-      <w:pPr>
-        <w:numPr>
-          <w:ilvl w:val="0"/>
-          <w:numId w:val="113"/>
-        </w:numPr>
-      </w:pPr>
-      <w:r>
-        <w:t>“Check messaging readiness” </w:t>
-      </w:r>
-    </w:p>
-    <w:p>
-      <w:pPr>
-        <w:numPr>
-          <w:ilvl w:val="0"/>
-          <w:numId w:val="114"/>
-        </w:numPr>
-      </w:pPr>
-      <w:r>
-        <w:t>“Encrypt message using channel AES key + IV” </w:t>
-      </w:r>
-    </w:p>
-    <w:p>
-      <w:pPr>
-        <w:numPr>
-          <w:ilvl w:val="0"/>
-          <w:numId w:val="115"/>
-        </w:numPr>
-      </w:pPr>
-      <w:r>
-        <w:t>“Compute HMAC over ciphertext using channel HMAC key” </w:t>
-      </w:r>
-    </w:p>
-    <w:p>
-      <w:r>
-        <w:t>Maps to recipient-side steps: </w:t>
-      </w:r>
-    </w:p>
-    <w:p>
-      <w:pPr>
-        <w:numPr>
-          <w:ilvl w:val="0"/>
-          <w:numId w:val="116"/>
-        </w:numPr>
-      </w:pPr>
-      <w:r>
-        <w:t>“Verify HMAC over received ciphertext” </w:t>
-      </w:r>
-    </w:p>
-    <w:p>
-      <w:pPr>
-        <w:numPr>
-          <w:ilvl w:val="0"/>
-          <w:numId w:val="117"/>
-        </w:numPr>
-      </w:pPr>
-      <w:r>
-        <w:t>“Decrypt ciphertext using channel AES key + IV” </w:t>
-      </w:r>
-    </w:p>
-    <w:p>
-      <w:r>
-        <w:t> </w:t>
-      </w:r>
-    </w:p>
-    <w:p>
-      <w:proofErr w:type="spellStart"/>
       <w:r>
         <w:rPr>
           <w:i/>
           <w:iCs/>
         </w:rPr>
-        <w:t>check_key_</w:t>
-      </w:r>
-      <w:proofErr w:type="gramStart"/>
-      <w:r>
-        <w:rPr>
-          <w:i/>
-          <w:iCs/>
-        </w:rPr>
-        <w:t>availability</w:t>
-      </w:r>
-      <w:proofErr w:type="spellEnd"/>
-      <w:r>
-        <w:rPr>
-          <w:i/>
-          <w:iCs/>
-        </w:rPr>
-        <w:t>(</w:t>
-      </w:r>
-      <w:proofErr w:type="gramEnd"/>
-      <w:r>
-        <w:rPr>
-          <w:i/>
-          <w:iCs/>
-        </w:rPr>
-        <w:t>)</w:t>
-      </w:r>
-      <w:r>
-        <w:t> </w:t>
-      </w:r>
-    </w:p>
-    <w:p>
-      <w:r>
-        <w:t>Should confirm whether keys are loaded. </w:t>
-      </w:r>
-    </w:p>
-    <w:p>
-      <w:r>
-        <w:t>Maps to: </w:t>
-      </w:r>
-    </w:p>
-    <w:p>
-      <w:pPr>
-        <w:numPr>
-          <w:ilvl w:val="0"/>
-          <w:numId w:val="118"/>
-        </w:numPr>
-      </w:pPr>
-      <w:r>
-        <w:t>“Check messaging readiness” </w:t>
-      </w:r>
-    </w:p>
-    <w:p>
-      <w:pPr>
-        <w:numPr>
-          <w:ilvl w:val="0"/>
-          <w:numId w:val="119"/>
-        </w:numPr>
-      </w:pPr>
-      <w:r>
-        <w:t>“Channel keys available?” </w:t>
-      </w:r>
-    </w:p>
-    <w:p>
-      <w:r>
-        <w:t> </w:t>
-      </w:r>
-    </w:p>
-    <w:p>
-      <w:proofErr w:type="spellStart"/>
-      <w:r>
-        <w:rPr>
-          <w:i/>
-          <w:iCs/>
-        </w:rPr>
-        <w:t>store_channel_keys</w:t>
-      </w:r>
-      <w:proofErr w:type="spellEnd"/>
-      <w:r>
-        <w:rPr>
-          <w:i/>
-          <w:iCs/>
-        </w:rPr>
-        <w:t>(</w:t>
-      </w:r>
-      <w:proofErr w:type="spellStart"/>
-      <w:r>
-        <w:rPr>
-          <w:i/>
-          <w:iCs/>
-        </w:rPr>
-        <w:t>key_set</w:t>
-      </w:r>
-      <w:proofErr w:type="spellEnd"/>
-      <w:r>
-        <w:rPr>
-          <w:i/>
-          <w:iCs/>
-        </w:rPr>
-        <w:t>)</w:t>
-      </w:r>
-      <w:r>
-        <w:t> </w:t>
-      </w:r>
-    </w:p>
-    <w:p>
-      <w:r>
-        <w:t>Already useful after channel-aware auth. </w:t>
-      </w:r>
-    </w:p>
-    <w:p>
-      <w:r>
-        <w:t>Indirectly supports secure message flow because message send depends on keys being stored first. </w:t>
-      </w:r>
-    </w:p>
-    <w:p>
-      <w:r>
-        <w:t> </w:t>
-      </w:r>
-    </w:p>
-    <w:p>
-      <w:proofErr w:type="spellStart"/>
-      <w:r>
-        <w:rPr>
-          <w:i/>
-          <w:iCs/>
-        </w:rPr>
-        <w:t>clear_channel_</w:t>
-      </w:r>
-      <w:proofErr w:type="gramStart"/>
-      <w:r>
-        <w:rPr>
-          <w:i/>
-          <w:iCs/>
-        </w:rPr>
-        <w:t>keys</w:t>
-      </w:r>
-      <w:proofErr w:type="spellEnd"/>
-      <w:r>
-        <w:rPr>
-          <w:i/>
-          <w:iCs/>
-        </w:rPr>
-        <w:t>(</w:t>
-      </w:r>
-      <w:proofErr w:type="gramEnd"/>
-      <w:r>
-        <w:rPr>
-          <w:i/>
-          <w:iCs/>
-        </w:rPr>
-        <w:t>)</w:t>
+        <w:t>()</w:t>
       </w:r>
       <w:r>
         <w:t> </w:t>
@@ -3534,143 +3293,111 @@
           <w:i/>
           <w:iCs/>
         </w:rPr>
-        <w:t>check_send_</w:t>
-      </w:r>
-      <w:proofErr w:type="gramStart"/>
+        <w:t>check_send_readiness</w:t>
+      </w:r>
+      <w:proofErr w:type="spellEnd"/>
       <w:r>
         <w:rPr>
           <w:i/>
           <w:iCs/>
         </w:rPr>
-        <w:t>readiness</w:t>
+        <w:t>()</w:t>
+      </w:r>
+      <w:r>
+        <w:t> </w:t>
+      </w:r>
+    </w:p>
+    <w:p>
+      <w:r>
+        <w:t>Should confirm: </w:t>
+      </w:r>
+    </w:p>
+    <w:p>
+      <w:pPr>
+        <w:numPr>
+          <w:ilvl w:val="0"/>
+          <w:numId w:val="120"/>
+        </w:numPr>
+      </w:pPr>
+      <w:r>
+        <w:t>connected </w:t>
+      </w:r>
+    </w:p>
+    <w:p>
+      <w:pPr>
+        <w:numPr>
+          <w:ilvl w:val="0"/>
+          <w:numId w:val="121"/>
+        </w:numPr>
+      </w:pPr>
+      <w:r>
+        <w:t>authenticated </w:t>
+      </w:r>
+    </w:p>
+    <w:p>
+      <w:pPr>
+        <w:numPr>
+          <w:ilvl w:val="0"/>
+          <w:numId w:val="122"/>
+        </w:numPr>
+      </w:pPr>
+      <w:proofErr w:type="spellStart"/>
+      <w:r>
+        <w:t>channel_ready</w:t>
       </w:r>
       <w:proofErr w:type="spellEnd"/>
+      <w:r>
+        <w:t> </w:t>
+      </w:r>
+    </w:p>
+    <w:p>
+      <w:r>
+        <w:t>Maps to: </w:t>
+      </w:r>
+    </w:p>
+    <w:p>
+      <w:pPr>
+        <w:numPr>
+          <w:ilvl w:val="0"/>
+          <w:numId w:val="123"/>
+        </w:numPr>
+      </w:pPr>
+      <w:r>
+        <w:t>“Messaging ready?” </w:t>
+      </w:r>
+    </w:p>
+    <w:p>
+      <w:pPr>
+        <w:numPr>
+          <w:ilvl w:val="0"/>
+          <w:numId w:val="124"/>
+        </w:numPr>
+      </w:pPr>
+      <w:r>
+        <w:t>“Block send; Show error” </w:t>
+      </w:r>
+    </w:p>
+    <w:p>
+      <w:r>
+        <w:t> </w:t>
+      </w:r>
+    </w:p>
+    <w:p>
+      <w:proofErr w:type="spellStart"/>
       <w:r>
         <w:rPr>
           <w:i/>
           <w:iCs/>
         </w:rPr>
-        <w:t>(</w:t>
-      </w:r>
-      <w:proofErr w:type="gramEnd"/>
+        <w:t>check_receive_readiness</w:t>
+      </w:r>
+      <w:proofErr w:type="spellEnd"/>
       <w:r>
         <w:rPr>
           <w:i/>
           <w:iCs/>
         </w:rPr>
-        <w:t>)</w:t>
-      </w:r>
-      <w:r>
-        <w:t> </w:t>
-      </w:r>
-    </w:p>
-    <w:p>
-      <w:r>
-        <w:t>Should confirm: </w:t>
-      </w:r>
-    </w:p>
-    <w:p>
-      <w:pPr>
-        <w:numPr>
-          <w:ilvl w:val="0"/>
-          <w:numId w:val="120"/>
-        </w:numPr>
-      </w:pPr>
-      <w:r>
-        <w:t>connected </w:t>
-      </w:r>
-    </w:p>
-    <w:p>
-      <w:pPr>
-        <w:numPr>
-          <w:ilvl w:val="0"/>
-          <w:numId w:val="121"/>
-        </w:numPr>
-      </w:pPr>
-      <w:r>
-        <w:t>authenticated </w:t>
-      </w:r>
-    </w:p>
-    <w:p>
-      <w:pPr>
-        <w:numPr>
-          <w:ilvl w:val="0"/>
-          <w:numId w:val="122"/>
-        </w:numPr>
-      </w:pPr>
-      <w:proofErr w:type="spellStart"/>
-      <w:r>
-        <w:t>channel_ready</w:t>
-      </w:r>
-      <w:proofErr w:type="spellEnd"/>
-      <w:r>
-        <w:t> </w:t>
-      </w:r>
-    </w:p>
-    <w:p>
-      <w:r>
-        <w:t>Maps to: </w:t>
-      </w:r>
-    </w:p>
-    <w:p>
-      <w:pPr>
-        <w:numPr>
-          <w:ilvl w:val="0"/>
-          <w:numId w:val="123"/>
-        </w:numPr>
-      </w:pPr>
-      <w:r>
-        <w:t>“Messaging ready?” </w:t>
-      </w:r>
-    </w:p>
-    <w:p>
-      <w:pPr>
-        <w:numPr>
-          <w:ilvl w:val="0"/>
-          <w:numId w:val="124"/>
-        </w:numPr>
-      </w:pPr>
-      <w:r>
-        <w:t>“Block send; Show error” </w:t>
-      </w:r>
-    </w:p>
-    <w:p>
-      <w:r>
-        <w:t> </w:t>
-      </w:r>
-    </w:p>
-    <w:p>
-      <w:proofErr w:type="spellStart"/>
-      <w:r>
-        <w:rPr>
-          <w:i/>
-          <w:iCs/>
-        </w:rPr>
-        <w:t>check_receive_</w:t>
-      </w:r>
-      <w:proofErr w:type="gramStart"/>
-      <w:r>
-        <w:rPr>
-          <w:i/>
-          <w:iCs/>
-        </w:rPr>
-        <w:t>readiness</w:t>
-      </w:r>
-      <w:proofErr w:type="spellEnd"/>
-      <w:r>
-        <w:rPr>
-          <w:i/>
-          <w:iCs/>
-        </w:rPr>
-        <w:t>(</w:t>
-      </w:r>
-      <w:proofErr w:type="gramEnd"/>
-      <w:r>
-        <w:rPr>
-          <w:i/>
-          <w:iCs/>
-        </w:rPr>
-        <w:t>)</w:t>
+        <w:t>()</w:t>
       </w:r>
       <w:r>
         <w:t> </w:t>
@@ -3895,24 +3622,6 @@
         </w:rPr>
         <w:t>F. </w:t>
       </w:r>
-      <w:proofErr w:type="spellStart"/>
-      <w:r>
-        <w:rPr>
-          <w:b/>
-          <w:bCs/>
-          <w:i/>
-          <w:iCs/>
-        </w:rPr>
-        <w:t>MessageRelayService</w:t>
-      </w:r>
-      <w:proofErr w:type="spellEnd"/>
-      <w:r>
-        <w:rPr>
-          <w:b/>
-          <w:bCs/>
-        </w:rPr>
-        <w:t> </w:t>
-      </w:r>
     </w:p>
     <w:p>
       <w:r>
@@ -4030,31 +3739,118 @@
           <w:i/>
           <w:iCs/>
         </w:rPr>
-        <w:t>validate_sender_for_</w:t>
-      </w:r>
-      <w:proofErr w:type="gramStart"/>
+        <w:t>validate_sender_for_routing</w:t>
+      </w:r>
+      <w:proofErr w:type="spellEnd"/>
       <w:r>
         <w:rPr>
           <w:i/>
           <w:iCs/>
         </w:rPr>
-        <w:t>routing</w:t>
-      </w:r>
-      <w:proofErr w:type="spellEnd"/>
+        <w:t>()</w:t>
+      </w:r>
+      <w:r>
+        <w:t> </w:t>
+      </w:r>
+    </w:p>
+    <w:p>
+      <w:r>
+        <w:t>Should verify: </w:t>
+      </w:r>
+    </w:p>
+    <w:p>
+      <w:pPr>
+        <w:numPr>
+          <w:ilvl w:val="0"/>
+          <w:numId w:val="135"/>
+        </w:numPr>
+      </w:pPr>
+      <w:r>
+        <w:t>sender exists </w:t>
+      </w:r>
+    </w:p>
+    <w:p>
+      <w:pPr>
+        <w:numPr>
+          <w:ilvl w:val="0"/>
+          <w:numId w:val="136"/>
+        </w:numPr>
+      </w:pPr>
+      <w:r>
+        <w:t>sender is authenticated </w:t>
+      </w:r>
+    </w:p>
+    <w:p>
+      <w:pPr>
+        <w:numPr>
+          <w:ilvl w:val="0"/>
+          <w:numId w:val="137"/>
+        </w:numPr>
+      </w:pPr>
+      <w:r>
+        <w:lastRenderedPageBreak/>
+        <w:t>sender is associated with a channel </w:t>
+      </w:r>
+    </w:p>
+    <w:p>
+      <w:pPr>
+        <w:numPr>
+          <w:ilvl w:val="0"/>
+          <w:numId w:val="138"/>
+        </w:numPr>
+      </w:pPr>
+      <w:r>
+        <w:t>sender is allowed to relay into that channel </w:t>
+      </w:r>
+    </w:p>
+    <w:p>
+      <w:r>
+        <w:t>Maps to: </w:t>
+      </w:r>
+    </w:p>
+    <w:p>
+      <w:pPr>
+        <w:numPr>
+          <w:ilvl w:val="0"/>
+          <w:numId w:val="139"/>
+        </w:numPr>
+      </w:pPr>
+      <w:r>
+        <w:t>server-side admission before relay </w:t>
+      </w:r>
+    </w:p>
+    <w:p>
+      <w:pPr>
+        <w:numPr>
+          <w:ilvl w:val="0"/>
+          <w:numId w:val="140"/>
+        </w:numPr>
+      </w:pPr>
+      <w:r>
+        <w:t>“Identify sender’s subscribed channel” </w:t>
+      </w:r>
+    </w:p>
+    <w:p>
+      <w:r>
+        <w:t> </w:t>
+      </w:r>
+    </w:p>
+    <w:p>
+      <w:proofErr w:type="spellStart"/>
       <w:r>
         <w:rPr>
           <w:i/>
           <w:iCs/>
         </w:rPr>
-        <w:t>(</w:t>
-      </w:r>
-      <w:proofErr w:type="gramEnd"/>
+        <w:t>resolve_channel_recipients</w:t>
+      </w:r>
+      <w:proofErr w:type="spellEnd"/>
       <w:r>
         <w:rPr>
           <w:i/>
           <w:iCs/>
         </w:rPr>
-        <w:t>)</w:t>
+        <w:t>()</w:t>
       </w:r>
       <w:r>
         <w:t> </w:t>
@@ -4062,79 +3858,67 @@
     </w:p>
     <w:p>
       <w:r>
-        <w:t>Should verify: </w:t>
+        <w:t>Should: </w:t>
       </w:r>
     </w:p>
     <w:p>
       <w:pPr>
         <w:numPr>
           <w:ilvl w:val="0"/>
-          <w:numId w:val="135"/>
+          <w:numId w:val="141"/>
         </w:numPr>
       </w:pPr>
       <w:r>
-        <w:t>sender exists </w:t>
+        <w:t>determine sender’s subscribed channel </w:t>
       </w:r>
     </w:p>
     <w:p>
       <w:pPr>
         <w:numPr>
           <w:ilvl w:val="0"/>
-          <w:numId w:val="136"/>
+          <w:numId w:val="142"/>
         </w:numPr>
       </w:pPr>
       <w:r>
-        <w:t>sender is authenticated </w:t>
+        <w:t>find all authenticated participants in that channel </w:t>
       </w:r>
     </w:p>
     <w:p>
       <w:pPr>
         <w:numPr>
           <w:ilvl w:val="0"/>
-          <w:numId w:val="137"/>
+          <w:numId w:val="143"/>
         </w:numPr>
       </w:pPr>
       <w:r>
-        <w:lastRenderedPageBreak/>
-        <w:t>sender is associated with a channel </w:t>
+        <w:t>include sender in broadcast set if required by your design </w:t>
+      </w:r>
+    </w:p>
+    <w:p>
+      <w:r>
+        <w:t>Maps to: </w:t>
       </w:r>
     </w:p>
     <w:p>
       <w:pPr>
         <w:numPr>
           <w:ilvl w:val="0"/>
-          <w:numId w:val="138"/>
+          <w:numId w:val="144"/>
         </w:numPr>
       </w:pPr>
       <w:r>
-        <w:t>sender is allowed to relay into that channel </w:t>
-      </w:r>
-    </w:p>
-    <w:p>
-      <w:r>
-        <w:t>Maps to: </w:t>
+        <w:t>“Identify sender’s subscribed channel” </w:t>
       </w:r>
     </w:p>
     <w:p>
       <w:pPr>
         <w:numPr>
           <w:ilvl w:val="0"/>
-          <w:numId w:val="139"/>
+          <w:numId w:val="145"/>
         </w:numPr>
       </w:pPr>
       <w:r>
-        <w:t>server-side admission before relay </w:t>
-      </w:r>
-    </w:p>
-    <w:p>
-      <w:pPr>
-        <w:numPr>
-          <w:ilvl w:val="0"/>
-          <w:numId w:val="140"/>
-        </w:numPr>
-      </w:pPr>
-      <w:r>
-        <w:t>“Identify sender’s subscribed channel” </w:t>
+        <w:t>“Other subscribed clients connected?” </w:t>
       </w:r>
     </w:p>
     <w:p>
@@ -4149,256 +3933,117 @@
           <w:i/>
           <w:iCs/>
         </w:rPr>
-        <w:t>resolve_channel_</w:t>
-      </w:r>
-      <w:proofErr w:type="gramStart"/>
+        <w:t>relay_secure_packet</w:t>
+      </w:r>
+      <w:proofErr w:type="spellEnd"/>
       <w:r>
         <w:rPr>
           <w:i/>
           <w:iCs/>
         </w:rPr>
-        <w:t>recipients</w:t>
-      </w:r>
-      <w:proofErr w:type="spellEnd"/>
+        <w:t>()</w:t>
+      </w:r>
+      <w:r>
+        <w:t> </w:t>
+      </w:r>
+    </w:p>
+    <w:p>
+      <w:r>
+        <w:t>Should orchestrate the server-side relay: </w:t>
+      </w:r>
+    </w:p>
+    <w:p>
+      <w:pPr>
+        <w:numPr>
+          <w:ilvl w:val="0"/>
+          <w:numId w:val="146"/>
+        </w:numPr>
+      </w:pPr>
+      <w:r>
+        <w:t>validate sender </w:t>
+      </w:r>
+    </w:p>
+    <w:p>
+      <w:pPr>
+        <w:numPr>
+          <w:ilvl w:val="0"/>
+          <w:numId w:val="147"/>
+        </w:numPr>
+      </w:pPr>
+      <w:r>
+        <w:t>resolve recipients </w:t>
+      </w:r>
+    </w:p>
+    <w:p>
+      <w:pPr>
+        <w:numPr>
+          <w:ilvl w:val="0"/>
+          <w:numId w:val="148"/>
+        </w:numPr>
+      </w:pPr>
+      <w:r>
+        <w:t>send packet unchanged </w:t>
+      </w:r>
+    </w:p>
+    <w:p>
+      <w:r>
+        <w:t>Maps to: </w:t>
+      </w:r>
+    </w:p>
+    <w:p>
+      <w:pPr>
+        <w:numPr>
+          <w:ilvl w:val="0"/>
+          <w:numId w:val="149"/>
+        </w:numPr>
+      </w:pPr>
+      <w:r>
+        <w:t>“Receive secure packet from sender” </w:t>
+      </w:r>
+    </w:p>
+    <w:p>
+      <w:pPr>
+        <w:numPr>
+          <w:ilvl w:val="0"/>
+          <w:numId w:val="150"/>
+        </w:numPr>
+      </w:pPr>
+      <w:r>
+        <w:t>“Identify sender’s subscribed channel” </w:t>
+      </w:r>
+    </w:p>
+    <w:p>
+      <w:pPr>
+        <w:numPr>
+          <w:ilvl w:val="0"/>
+          <w:numId w:val="151"/>
+        </w:numPr>
+      </w:pPr>
+      <w:r>
+        <w:t>“Relay packet unchanged (no decryption, no HMAC verify)” </w:t>
+      </w:r>
+    </w:p>
+    <w:p>
+      <w:r>
+        <w:t> </w:t>
+      </w:r>
+    </w:p>
+    <w:p>
+      <w:proofErr w:type="spellStart"/>
       <w:r>
         <w:rPr>
           <w:i/>
           <w:iCs/>
         </w:rPr>
-        <w:t>(</w:t>
-      </w:r>
-      <w:proofErr w:type="gramEnd"/>
+        <w:t>broadcast_packet_unchanged</w:t>
+      </w:r>
+      <w:proofErr w:type="spellEnd"/>
       <w:r>
         <w:rPr>
           <w:i/>
           <w:iCs/>
         </w:rPr>
-        <w:t>)</w:t>
-      </w:r>
-      <w:r>
-        <w:t> </w:t>
-      </w:r>
-    </w:p>
-    <w:p>
-      <w:r>
-        <w:t>Should: </w:t>
-      </w:r>
-    </w:p>
-    <w:p>
-      <w:pPr>
-        <w:numPr>
-          <w:ilvl w:val="0"/>
-          <w:numId w:val="141"/>
-        </w:numPr>
-      </w:pPr>
-      <w:r>
-        <w:t>determine sender’s subscribed channel </w:t>
-      </w:r>
-    </w:p>
-    <w:p>
-      <w:pPr>
-        <w:numPr>
-          <w:ilvl w:val="0"/>
-          <w:numId w:val="142"/>
-        </w:numPr>
-      </w:pPr>
-      <w:r>
-        <w:t>find all authenticated participants in that channel </w:t>
-      </w:r>
-    </w:p>
-    <w:p>
-      <w:pPr>
-        <w:numPr>
-          <w:ilvl w:val="0"/>
-          <w:numId w:val="143"/>
-        </w:numPr>
-      </w:pPr>
-      <w:r>
-        <w:t>include sender in broadcast set if required by your design </w:t>
-      </w:r>
-    </w:p>
-    <w:p>
-      <w:r>
-        <w:t>Maps to: </w:t>
-      </w:r>
-    </w:p>
-    <w:p>
-      <w:pPr>
-        <w:numPr>
-          <w:ilvl w:val="0"/>
-          <w:numId w:val="144"/>
-        </w:numPr>
-      </w:pPr>
-      <w:r>
-        <w:t>“Identify sender’s subscribed channel” </w:t>
-      </w:r>
-    </w:p>
-    <w:p>
-      <w:pPr>
-        <w:numPr>
-          <w:ilvl w:val="0"/>
-          <w:numId w:val="145"/>
-        </w:numPr>
-      </w:pPr>
-      <w:r>
-        <w:t>“Other subscribed clients connected?” </w:t>
-      </w:r>
-    </w:p>
-    <w:p>
-      <w:r>
-        <w:t> </w:t>
-      </w:r>
-    </w:p>
-    <w:p>
-      <w:proofErr w:type="spellStart"/>
-      <w:r>
-        <w:rPr>
-          <w:i/>
-          <w:iCs/>
-        </w:rPr>
-        <w:t>relay_secure_</w:t>
-      </w:r>
-      <w:proofErr w:type="gramStart"/>
-      <w:r>
-        <w:rPr>
-          <w:i/>
-          <w:iCs/>
-        </w:rPr>
-        <w:t>packet</w:t>
-      </w:r>
-      <w:proofErr w:type="spellEnd"/>
-      <w:r>
-        <w:rPr>
-          <w:i/>
-          <w:iCs/>
-        </w:rPr>
-        <w:t>(</w:t>
-      </w:r>
-      <w:proofErr w:type="gramEnd"/>
-      <w:r>
-        <w:rPr>
-          <w:i/>
-          <w:iCs/>
-        </w:rPr>
-        <w:t>)</w:t>
-      </w:r>
-      <w:r>
-        <w:t> </w:t>
-      </w:r>
-    </w:p>
-    <w:p>
-      <w:r>
-        <w:t>Should orchestrate the server-side relay: </w:t>
-      </w:r>
-    </w:p>
-    <w:p>
-      <w:pPr>
-        <w:numPr>
-          <w:ilvl w:val="0"/>
-          <w:numId w:val="146"/>
-        </w:numPr>
-      </w:pPr>
-      <w:r>
-        <w:t>validate sender </w:t>
-      </w:r>
-    </w:p>
-    <w:p>
-      <w:pPr>
-        <w:numPr>
-          <w:ilvl w:val="0"/>
-          <w:numId w:val="147"/>
-        </w:numPr>
-      </w:pPr>
-      <w:r>
-        <w:t>resolve recipients </w:t>
-      </w:r>
-    </w:p>
-    <w:p>
-      <w:pPr>
-        <w:numPr>
-          <w:ilvl w:val="0"/>
-          <w:numId w:val="148"/>
-        </w:numPr>
-      </w:pPr>
-      <w:r>
-        <w:t>send packet unchanged </w:t>
-      </w:r>
-    </w:p>
-    <w:p>
-      <w:r>
-        <w:t>Maps to: </w:t>
-      </w:r>
-    </w:p>
-    <w:p>
-      <w:pPr>
-        <w:numPr>
-          <w:ilvl w:val="0"/>
-          <w:numId w:val="149"/>
-        </w:numPr>
-      </w:pPr>
-      <w:r>
-        <w:t>“Receive secure packet from sender” </w:t>
-      </w:r>
-    </w:p>
-    <w:p>
-      <w:pPr>
-        <w:numPr>
-          <w:ilvl w:val="0"/>
-          <w:numId w:val="150"/>
-        </w:numPr>
-      </w:pPr>
-      <w:r>
-        <w:t>“Identify sender’s subscribed channel” </w:t>
-      </w:r>
-    </w:p>
-    <w:p>
-      <w:pPr>
-        <w:numPr>
-          <w:ilvl w:val="0"/>
-          <w:numId w:val="151"/>
-        </w:numPr>
-      </w:pPr>
-      <w:r>
-        <w:t>“Relay packet unchanged (no decryption, no HMAC verify)” </w:t>
-      </w:r>
-    </w:p>
-    <w:p>
-      <w:r>
-        <w:t> </w:t>
-      </w:r>
-    </w:p>
-    <w:p>
-      <w:proofErr w:type="spellStart"/>
-      <w:r>
-        <w:rPr>
-          <w:i/>
-          <w:iCs/>
-        </w:rPr>
-        <w:t>broadcast_packet_</w:t>
-      </w:r>
-      <w:proofErr w:type="gramStart"/>
-      <w:r>
-        <w:rPr>
-          <w:i/>
-          <w:iCs/>
-        </w:rPr>
-        <w:t>unchanged</w:t>
-      </w:r>
-      <w:proofErr w:type="spellEnd"/>
-      <w:r>
-        <w:rPr>
-          <w:i/>
-          <w:iCs/>
-        </w:rPr>
-        <w:t>(</w:t>
-      </w:r>
-      <w:proofErr w:type="gramEnd"/>
-      <w:r>
-        <w:rPr>
-          <w:i/>
-          <w:iCs/>
-        </w:rPr>
-        <w:t>)</w:t>
+        <w:t>()</w:t>
       </w:r>
       <w:r>
         <w:t> </w:t>
@@ -4483,31 +4128,62 @@
           <w:i/>
           <w:iCs/>
         </w:rPr>
-        <w:t>handle_recipient_disconnect_during_</w:t>
-      </w:r>
-      <w:proofErr w:type="gramStart"/>
+        <w:t>handle_recipient_disconnect_during_relay</w:t>
+      </w:r>
+      <w:proofErr w:type="spellEnd"/>
       <w:r>
         <w:rPr>
           <w:i/>
           <w:iCs/>
         </w:rPr>
-        <w:t>relay</w:t>
-      </w:r>
-      <w:proofErr w:type="spellEnd"/>
+        <w:t>()</w:t>
+      </w:r>
+      <w:r>
+        <w:t> </w:t>
+      </w:r>
+    </w:p>
+    <w:p>
+      <w:r>
+        <w:t>Should safely handle per-recipient delivery failures. </w:t>
+      </w:r>
+    </w:p>
+    <w:p>
+      <w:r>
+        <w:t>Maps indirectly to: </w:t>
+      </w:r>
+    </w:p>
+    <w:p>
+      <w:pPr>
+        <w:numPr>
+          <w:ilvl w:val="0"/>
+          <w:numId w:val="156"/>
+        </w:numPr>
+      </w:pPr>
+      <w:r>
+        <w:t>relay robustness during send failures </w:t>
+      </w:r>
+    </w:p>
+    <w:p>
+      <w:r>
+        <w:t> </w:t>
+      </w:r>
+    </w:p>
+    <w:p>
+      <w:proofErr w:type="spellStart"/>
       <w:r>
         <w:rPr>
           <w:i/>
           <w:iCs/>
         </w:rPr>
-        <w:t>(</w:t>
-      </w:r>
-      <w:proofErr w:type="gramEnd"/>
+        <w:t>record_relay_event</w:t>
+      </w:r>
+      <w:proofErr w:type="spellEnd"/>
       <w:r>
         <w:rPr>
           <w:i/>
           <w:iCs/>
         </w:rPr>
-        <w:t>)</w:t>
+        <w:t>()</w:t>
       </w:r>
       <w:r>
         <w:t> </w:t>
@@ -4515,23 +4191,23 @@
     </w:p>
     <w:p>
       <w:r>
-        <w:t>Should safely handle per-recipient delivery failures. </w:t>
-      </w:r>
-    </w:p>
-    <w:p>
-      <w:r>
-        <w:t>Maps indirectly to: </w:t>
+        <w:t>Optional server-side observability/logging. </w:t>
+      </w:r>
+    </w:p>
+    <w:p>
+      <w:r>
+        <w:t>Maps to: </w:t>
       </w:r>
     </w:p>
     <w:p>
       <w:pPr>
         <w:numPr>
           <w:ilvl w:val="0"/>
-          <w:numId w:val="156"/>
+          <w:numId w:val="157"/>
         </w:numPr>
       </w:pPr>
       <w:r>
-        <w:t>relay robustness during send failures </w:t>
+        <w:t>relay visibility </w:t>
       </w:r>
     </w:p>
     <w:p>
@@ -4546,94 +4222,15 @@
           <w:i/>
           <w:iCs/>
         </w:rPr>
-        <w:t>record_relay_</w:t>
-      </w:r>
-      <w:proofErr w:type="gramStart"/>
+        <w:t>notify_traffic_monitor</w:t>
+      </w:r>
+      <w:proofErr w:type="spellEnd"/>
       <w:r>
         <w:rPr>
           <w:i/>
           <w:iCs/>
         </w:rPr>
-        <w:t>event</w:t>
-      </w:r>
-      <w:proofErr w:type="spellEnd"/>
-      <w:r>
-        <w:rPr>
-          <w:i/>
-          <w:iCs/>
-        </w:rPr>
-        <w:t>(</w:t>
-      </w:r>
-      <w:proofErr w:type="gramEnd"/>
-      <w:r>
-        <w:rPr>
-          <w:i/>
-          <w:iCs/>
-        </w:rPr>
-        <w:t>)</w:t>
-      </w:r>
-      <w:r>
-        <w:t> </w:t>
-      </w:r>
-    </w:p>
-    <w:p>
-      <w:r>
-        <w:t>Optional server-side observability/logging. </w:t>
-      </w:r>
-    </w:p>
-    <w:p>
-      <w:r>
-        <w:t>Maps to: </w:t>
-      </w:r>
-    </w:p>
-    <w:p>
-      <w:pPr>
-        <w:numPr>
-          <w:ilvl w:val="0"/>
-          <w:numId w:val="157"/>
-        </w:numPr>
-      </w:pPr>
-      <w:r>
-        <w:t>relay visibility </w:t>
-      </w:r>
-    </w:p>
-    <w:p>
-      <w:r>
-        <w:t> </w:t>
-      </w:r>
-    </w:p>
-    <w:p>
-      <w:proofErr w:type="spellStart"/>
-      <w:r>
-        <w:rPr>
-          <w:i/>
-          <w:iCs/>
-        </w:rPr>
-        <w:t>notify_traffic_</w:t>
-      </w:r>
-      <w:proofErr w:type="gramStart"/>
-      <w:r>
-        <w:rPr>
-          <w:i/>
-          <w:iCs/>
-        </w:rPr>
-        <w:t>monitor</w:t>
-      </w:r>
-      <w:proofErr w:type="spellEnd"/>
-      <w:r>
-        <w:rPr>
-          <w:i/>
-          <w:iCs/>
-        </w:rPr>
-        <w:t>(</w:t>
-      </w:r>
-      <w:proofErr w:type="gramEnd"/>
-      <w:r>
-        <w:rPr>
-          <w:i/>
-          <w:iCs/>
-        </w:rPr>
-        <w:t>)</w:t>
+        <w:t>()</w:t>
       </w:r>
       <w:r>
         <w:t> </w:t>
@@ -4862,31 +4459,15 @@
           <w:i/>
           <w:iCs/>
         </w:rPr>
-        <w:t>get_authenticated_</w:t>
-      </w:r>
-      <w:proofErr w:type="gramStart"/>
+        <w:t>get_authenticated_clients</w:t>
+      </w:r>
+      <w:proofErr w:type="spellEnd"/>
       <w:r>
         <w:rPr>
           <w:i/>
           <w:iCs/>
         </w:rPr>
-        <w:t>clients</w:t>
-      </w:r>
-      <w:proofErr w:type="spellEnd"/>
-      <w:r>
-        <w:rPr>
-          <w:i/>
-          <w:iCs/>
-        </w:rPr>
-        <w:t>(</w:t>
-      </w:r>
-      <w:proofErr w:type="gramEnd"/>
-      <w:r>
-        <w:rPr>
-          <w:i/>
-          <w:iCs/>
-        </w:rPr>
-        <w:t>)</w:t>
+        <w:t>()</w:t>
       </w:r>
       <w:r>
         <w:t> </w:t>
@@ -5074,15 +4655,7 @@
           <w:i/>
           <w:iCs/>
         </w:rPr>
-        <w:t>dispatch_incoming_</w:t>
-      </w:r>
-      <w:proofErr w:type="gramStart"/>
-      <w:r>
-        <w:rPr>
-          <w:i/>
-          <w:iCs/>
-        </w:rPr>
-        <w:t>packet</w:t>
+        <w:t>dispatch_incoming_packet</w:t>
       </w:r>
       <w:proofErr w:type="spellEnd"/>
       <w:r>
@@ -5093,7 +4666,6 @@
         <w:t>(</w:t>
       </w:r>
       <w:proofErr w:type="spellStart"/>
-      <w:proofErr w:type="gramEnd"/>
       <w:r>
         <w:rPr>
           <w:i/>
@@ -5156,15 +4728,7 @@
           <w:i/>
           <w:iCs/>
         </w:rPr>
-        <w:t>broadcast_packet_to_</w:t>
-      </w:r>
-      <w:proofErr w:type="gramStart"/>
-      <w:r>
-        <w:rPr>
-          <w:i/>
-          <w:iCs/>
-        </w:rPr>
-        <w:t>recipients</w:t>
+        <w:t>broadcast_packet_to_recipients</w:t>
       </w:r>
       <w:proofErr w:type="spellEnd"/>
       <w:r>
@@ -5175,7 +4739,6 @@
         <w:t>(</w:t>
       </w:r>
       <w:proofErr w:type="spellStart"/>
-      <w:proofErr w:type="gramEnd"/>
       <w:r>
         <w:rPr>
           <w:i/>
@@ -5260,15 +4823,7 @@
           <w:i/>
           <w:iCs/>
         </w:rPr>
-        <w:t>send_response_to_</w:t>
-      </w:r>
-      <w:proofErr w:type="gramStart"/>
-      <w:r>
-        <w:rPr>
-          <w:i/>
-          <w:iCs/>
-        </w:rPr>
-        <w:t>client</w:t>
+        <w:t>send_response_to_client</w:t>
       </w:r>
       <w:proofErr w:type="spellEnd"/>
       <w:r>
@@ -5279,7 +4834,6 @@
         <w:t>(</w:t>
       </w:r>
       <w:proofErr w:type="spellStart"/>
-      <w:proofErr w:type="gramEnd"/>
       <w:r>
         <w:rPr>
           <w:i/>
@@ -5695,15 +5249,76 @@
           <w:i/>
           <w:iCs/>
         </w:rPr>
-        <w:t>validate_receive_</w:t>
-      </w:r>
-      <w:proofErr w:type="gramStart"/>
+        <w:t>validate_receive_readiness</w:t>
+      </w:r>
+      <w:proofErr w:type="spellEnd"/>
       <w:r>
         <w:rPr>
           <w:i/>
           <w:iCs/>
         </w:rPr>
-        <w:t>readiness</w:t>
+        <w:t>()</w:t>
+      </w:r>
+      <w:r>
+        <w:t> </w:t>
+      </w:r>
+    </w:p>
+    <w:p>
+      <w:r>
+        <w:t>Should ensure: </w:t>
+      </w:r>
+    </w:p>
+    <w:p>
+      <w:pPr>
+        <w:numPr>
+          <w:ilvl w:val="0"/>
+          <w:numId w:val="181"/>
+        </w:numPr>
+      </w:pPr>
+      <w:r>
+        <w:t>client is connected/authenticated/channel-ready </w:t>
+      </w:r>
+    </w:p>
+    <w:p>
+      <w:pPr>
+        <w:numPr>
+          <w:ilvl w:val="0"/>
+          <w:numId w:val="182"/>
+        </w:numPr>
+      </w:pPr>
+      <w:r>
+        <w:t>keys exist </w:t>
+      </w:r>
+    </w:p>
+    <w:p>
+      <w:r>
+        <w:t>Maps indirectly to: </w:t>
+      </w:r>
+    </w:p>
+    <w:p>
+      <w:pPr>
+        <w:numPr>
+          <w:ilvl w:val="0"/>
+          <w:numId w:val="183"/>
+        </w:numPr>
+      </w:pPr>
+      <w:r>
+        <w:t>safe receive/decrypt readiness </w:t>
+      </w:r>
+    </w:p>
+    <w:p>
+      <w:r>
+        <w:t> </w:t>
+      </w:r>
+    </w:p>
+    <w:p>
+      <w:proofErr w:type="spellStart"/>
+      <w:r>
+        <w:rPr>
+          <w:i/>
+          <w:iCs/>
+        </w:rPr>
+        <w:t>verify_incoming_packet</w:t>
       </w:r>
       <w:proofErr w:type="spellEnd"/>
       <w:r>
@@ -5713,7 +5328,15 @@
         </w:rPr>
         <w:t>(</w:t>
       </w:r>
-      <w:proofErr w:type="gramEnd"/>
+      <w:proofErr w:type="spellStart"/>
+      <w:r>
+        <w:rPr>
+          <w:i/>
+          <w:iCs/>
+        </w:rPr>
+        <w:t>current_incoming_packet</w:t>
+      </w:r>
+      <w:proofErr w:type="spellEnd"/>
       <w:r>
         <w:rPr>
           <w:i/>
@@ -5727,45 +5350,56 @@
     </w:p>
     <w:p>
       <w:r>
-        <w:t>Should ensure: </w:t>
+        <w:t>Should: </w:t>
       </w:r>
     </w:p>
     <w:p>
       <w:pPr>
         <w:numPr>
           <w:ilvl w:val="0"/>
-          <w:numId w:val="181"/>
+          <w:numId w:val="184"/>
         </w:numPr>
       </w:pPr>
       <w:r>
-        <w:t>client is connected/authenticated/channel-ready </w:t>
+        <w:t>compute expected HMAC over ciphertext </w:t>
       </w:r>
     </w:p>
     <w:p>
       <w:pPr>
         <w:numPr>
           <w:ilvl w:val="0"/>
-          <w:numId w:val="182"/>
+          <w:numId w:val="185"/>
         </w:numPr>
       </w:pPr>
       <w:r>
-        <w:t>keys exist </w:t>
-      </w:r>
-    </w:p>
-    <w:p>
-      <w:r>
-        <w:t>Maps indirectly to: </w:t>
+        <w:t>compare with received HMAC </w:t>
+      </w:r>
+    </w:p>
+    <w:p>
+      <w:r>
+        <w:t>Maps to: </w:t>
       </w:r>
     </w:p>
     <w:p>
       <w:pPr>
         <w:numPr>
           <w:ilvl w:val="0"/>
-          <w:numId w:val="183"/>
+          <w:numId w:val="186"/>
         </w:numPr>
       </w:pPr>
       <w:r>
-        <w:t>safe receive/decrypt readiness </w:t>
+        <w:t>“Verify HMAC over received ciphertext” </w:t>
+      </w:r>
+    </w:p>
+    <w:p>
+      <w:pPr>
+        <w:numPr>
+          <w:ilvl w:val="0"/>
+          <w:numId w:val="187"/>
+        </w:numPr>
+      </w:pPr>
+      <w:r>
+        <w:t>“HMAC valid?” </w:t>
       </w:r>
     </w:p>
     <w:p>
@@ -5780,7 +5414,7 @@
           <w:i/>
           <w:iCs/>
         </w:rPr>
-        <w:t>verify_incoming_packet</w:t>
+        <w:t>decrypt_verified_packet</w:t>
       </w:r>
       <w:proofErr w:type="spellEnd"/>
       <w:r>
@@ -5819,49 +5453,60 @@
       <w:pPr>
         <w:numPr>
           <w:ilvl w:val="0"/>
-          <w:numId w:val="184"/>
+          <w:numId w:val="188"/>
         </w:numPr>
       </w:pPr>
       <w:r>
-        <w:t>compute expected HMAC over ciphertext </w:t>
+        <w:t>use AES key + IV </w:t>
       </w:r>
     </w:p>
     <w:p>
       <w:pPr>
         <w:numPr>
           <w:ilvl w:val="0"/>
-          <w:numId w:val="185"/>
+          <w:numId w:val="189"/>
         </w:numPr>
       </w:pPr>
       <w:r>
-        <w:t>compare with received HMAC </w:t>
-      </w:r>
-    </w:p>
-    <w:p>
-      <w:r>
-        <w:t>Maps to: </w:t>
+        <w:t>decrypt ciphertext </w:t>
       </w:r>
     </w:p>
     <w:p>
       <w:pPr>
         <w:numPr>
           <w:ilvl w:val="0"/>
-          <w:numId w:val="186"/>
+          <w:numId w:val="190"/>
         </w:numPr>
       </w:pPr>
       <w:r>
-        <w:t>“Verify HMAC over received ciphertext” </w:t>
+        <w:t>recover plaintext </w:t>
+      </w:r>
+    </w:p>
+    <w:p>
+      <w:r>
+        <w:t>Maps to: </w:t>
       </w:r>
     </w:p>
     <w:p>
       <w:pPr>
         <w:numPr>
           <w:ilvl w:val="0"/>
-          <w:numId w:val="187"/>
+          <w:numId w:val="191"/>
         </w:numPr>
       </w:pPr>
       <w:r>
-        <w:t>“HMAC valid?” </w:t>
+        <w:t>“Decrypt ciphertext using channel AES key + IV” </w:t>
+      </w:r>
+    </w:p>
+    <w:p>
+      <w:pPr>
+        <w:numPr>
+          <w:ilvl w:val="0"/>
+          <w:numId w:val="192"/>
+        </w:numPr>
+      </w:pPr>
+      <w:r>
+        <w:t>“Decryption successful?” </w:t>
       </w:r>
     </w:p>
     <w:p>
@@ -5876,7 +5521,7 @@
           <w:i/>
           <w:iCs/>
         </w:rPr>
-        <w:t>decrypt_verified_packet</w:t>
+        <w:t>deliver_plaintext_message</w:t>
       </w:r>
       <w:proofErr w:type="spellEnd"/>
       <w:r>
@@ -5884,15 +5529,47 @@
           <w:i/>
           <w:iCs/>
         </w:rPr>
-        <w:t>(</w:t>
-      </w:r>
+        <w:t>()</w:t>
+      </w:r>
+      <w:r>
+        <w:t> </w:t>
+      </w:r>
+    </w:p>
+    <w:p>
+      <w:r>
+        <w:lastRenderedPageBreak/>
+        <w:t>Should deliver recovered plaintext to message UI/history. </w:t>
+      </w:r>
+    </w:p>
+    <w:p>
+      <w:r>
+        <w:t>Maps to: </w:t>
+      </w:r>
+    </w:p>
+    <w:p>
+      <w:pPr>
+        <w:numPr>
+          <w:ilvl w:val="0"/>
+          <w:numId w:val="193"/>
+        </w:numPr>
+      </w:pPr>
+      <w:r>
+        <w:t>“Display plaintext message in GUI” </w:t>
+      </w:r>
+    </w:p>
+    <w:p>
+      <w:r>
+        <w:t> </w:t>
+      </w:r>
+    </w:p>
+    <w:p>
       <w:proofErr w:type="spellStart"/>
       <w:r>
         <w:rPr>
           <w:i/>
           <w:iCs/>
         </w:rPr>
-        <w:t>current_incoming_packet</w:t>
+        <w:t>reject_incoming_packet</w:t>
       </w:r>
       <w:proofErr w:type="spellEnd"/>
       <w:r>
@@ -5900,7 +5577,7 @@
           <w:i/>
           <w:iCs/>
         </w:rPr>
-        <w:t>)</w:t>
+        <w:t>()</w:t>
       </w:r>
       <w:r>
         <w:t> </w:t>
@@ -5908,67 +5585,34 @@
     </w:p>
     <w:p>
       <w:r>
-        <w:t>Should: </w:t>
+        <w:t>Should discard tampered/invalid packets. </w:t>
+      </w:r>
+    </w:p>
+    <w:p>
+      <w:r>
+        <w:t>Maps to: </w:t>
       </w:r>
     </w:p>
     <w:p>
       <w:pPr>
         <w:numPr>
           <w:ilvl w:val="0"/>
-          <w:numId w:val="188"/>
+          <w:numId w:val="194"/>
         </w:numPr>
       </w:pPr>
       <w:r>
-        <w:t>use AES key + IV </w:t>
+        <w:t>“Discard message as invalid / tampered; Show security / integrity alert” </w:t>
       </w:r>
     </w:p>
     <w:p>
       <w:pPr>
         <w:numPr>
           <w:ilvl w:val="0"/>
-          <w:numId w:val="189"/>
+          <w:numId w:val="195"/>
         </w:numPr>
       </w:pPr>
       <w:r>
-        <w:t>decrypt ciphertext </w:t>
-      </w:r>
-    </w:p>
-    <w:p>
-      <w:pPr>
-        <w:numPr>
-          <w:ilvl w:val="0"/>
-          <w:numId w:val="190"/>
-        </w:numPr>
-      </w:pPr>
-      <w:r>
-        <w:t>recover plaintext </w:t>
-      </w:r>
-    </w:p>
-    <w:p>
-      <w:r>
-        <w:t>Maps to: </w:t>
-      </w:r>
-    </w:p>
-    <w:p>
-      <w:pPr>
-        <w:numPr>
-          <w:ilvl w:val="0"/>
-          <w:numId w:val="191"/>
-        </w:numPr>
-      </w:pPr>
-      <w:r>
-        <w:t>“Decrypt ciphertext using channel AES key + IV” </w:t>
-      </w:r>
-    </w:p>
-    <w:p>
-      <w:pPr>
-        <w:numPr>
-          <w:ilvl w:val="0"/>
-          <w:numId w:val="192"/>
-        </w:numPr>
-      </w:pPr>
-      <w:r>
-        <w:t>“Decryption successful?” </w:t>
+        <w:t>“Discard message; Show decryption / invalid error” </w:t>
       </w:r>
     </w:p>
     <w:p>
@@ -5983,169 +5627,15 @@
           <w:i/>
           <w:iCs/>
         </w:rPr>
-        <w:t>deliver_plaintext_</w:t>
-      </w:r>
-      <w:proofErr w:type="gramStart"/>
+        <w:t>record_receive_failure</w:t>
+      </w:r>
+      <w:proofErr w:type="spellEnd"/>
       <w:r>
         <w:rPr>
           <w:i/>
           <w:iCs/>
         </w:rPr>
-        <w:t>message</w:t>
-      </w:r>
-      <w:proofErr w:type="spellEnd"/>
-      <w:r>
-        <w:rPr>
-          <w:i/>
-          <w:iCs/>
-        </w:rPr>
-        <w:t>(</w:t>
-      </w:r>
-      <w:proofErr w:type="gramEnd"/>
-      <w:r>
-        <w:rPr>
-          <w:i/>
-          <w:iCs/>
-        </w:rPr>
-        <w:t>)</w:t>
-      </w:r>
-      <w:r>
-        <w:t> </w:t>
-      </w:r>
-    </w:p>
-    <w:p>
-      <w:r>
-        <w:lastRenderedPageBreak/>
-        <w:t>Should deliver recovered plaintext to message UI/history. </w:t>
-      </w:r>
-    </w:p>
-    <w:p>
-      <w:r>
-        <w:t>Maps to: </w:t>
-      </w:r>
-    </w:p>
-    <w:p>
-      <w:pPr>
-        <w:numPr>
-          <w:ilvl w:val="0"/>
-          <w:numId w:val="193"/>
-        </w:numPr>
-      </w:pPr>
-      <w:r>
-        <w:t>“Display plaintext message in GUI” </w:t>
-      </w:r>
-    </w:p>
-    <w:p>
-      <w:r>
-        <w:t> </w:t>
-      </w:r>
-    </w:p>
-    <w:p>
-      <w:proofErr w:type="spellStart"/>
-      <w:r>
-        <w:rPr>
-          <w:i/>
-          <w:iCs/>
-        </w:rPr>
-        <w:t>reject_incoming_</w:t>
-      </w:r>
-      <w:proofErr w:type="gramStart"/>
-      <w:r>
-        <w:rPr>
-          <w:i/>
-          <w:iCs/>
-        </w:rPr>
-        <w:t>packet</w:t>
-      </w:r>
-      <w:proofErr w:type="spellEnd"/>
-      <w:r>
-        <w:rPr>
-          <w:i/>
-          <w:iCs/>
-        </w:rPr>
-        <w:t>(</w:t>
-      </w:r>
-      <w:proofErr w:type="gramEnd"/>
-      <w:r>
-        <w:rPr>
-          <w:i/>
-          <w:iCs/>
-        </w:rPr>
-        <w:t>)</w:t>
-      </w:r>
-      <w:r>
-        <w:t> </w:t>
-      </w:r>
-    </w:p>
-    <w:p>
-      <w:r>
-        <w:t>Should discard tampered/invalid packets. </w:t>
-      </w:r>
-    </w:p>
-    <w:p>
-      <w:r>
-        <w:t>Maps to: </w:t>
-      </w:r>
-    </w:p>
-    <w:p>
-      <w:pPr>
-        <w:numPr>
-          <w:ilvl w:val="0"/>
-          <w:numId w:val="194"/>
-        </w:numPr>
-      </w:pPr>
-      <w:r>
-        <w:t>“Discard message as invalid / tampered; Show security / integrity alert” </w:t>
-      </w:r>
-    </w:p>
-    <w:p>
-      <w:pPr>
-        <w:numPr>
-          <w:ilvl w:val="0"/>
-          <w:numId w:val="195"/>
-        </w:numPr>
-      </w:pPr>
-      <w:r>
-        <w:t>“Discard message; Show decryption / invalid error” </w:t>
-      </w:r>
-    </w:p>
-    <w:p>
-      <w:r>
-        <w:t> </w:t>
-      </w:r>
-    </w:p>
-    <w:p>
-      <w:proofErr w:type="spellStart"/>
-      <w:r>
-        <w:rPr>
-          <w:i/>
-          <w:iCs/>
-        </w:rPr>
-        <w:t>record_receive_</w:t>
-      </w:r>
-      <w:proofErr w:type="gramStart"/>
-      <w:r>
-        <w:rPr>
-          <w:i/>
-          <w:iCs/>
-        </w:rPr>
-        <w:t>failure</w:t>
-      </w:r>
-      <w:proofErr w:type="spellEnd"/>
-      <w:r>
-        <w:rPr>
-          <w:i/>
-          <w:iCs/>
-        </w:rPr>
-        <w:t>(</w:t>
-      </w:r>
-      <w:proofErr w:type="gramEnd"/>
-      <w:r>
-        <w:rPr>
-          <w:i/>
-          <w:iCs/>
-        </w:rPr>
-        <w:t>)</w:t>
+        <w:t>()</w:t>
       </w:r>
       <w:r>
         <w:t> </w:t>
@@ -6226,31 +5716,67 @@
           <w:i/>
           <w:iCs/>
         </w:rPr>
-        <w:t>start_secure_send_</w:t>
-      </w:r>
-      <w:proofErr w:type="gramStart"/>
+        <w:t>start_secure_send_workflow</w:t>
+      </w:r>
+      <w:proofErr w:type="spellEnd"/>
       <w:r>
         <w:rPr>
           <w:i/>
           <w:iCs/>
         </w:rPr>
-        <w:t>workflow</w:t>
-      </w:r>
-      <w:proofErr w:type="spellEnd"/>
+        <w:t>()</w:t>
+      </w:r>
+      <w:r>
+        <w:t> </w:t>
+      </w:r>
+    </w:p>
+    <w:p>
+      <w:r>
+        <w:t>Already present as a stub. </w:t>
+      </w:r>
+    </w:p>
+    <w:p>
+      <w:r>
+        <w:t>Should activate the send-message workflow. </w:t>
+      </w:r>
+    </w:p>
+    <w:p>
+      <w:r>
+        <w:t>Maps to: </w:t>
+      </w:r>
+    </w:p>
+    <w:p>
+      <w:pPr>
+        <w:numPr>
+          <w:ilvl w:val="0"/>
+          <w:numId w:val="196"/>
+        </w:numPr>
+      </w:pPr>
+      <w:r>
+        <w:t>sender-side initiation </w:t>
+      </w:r>
+    </w:p>
+    <w:p>
+      <w:r>
+        <w:t> </w:t>
+      </w:r>
+    </w:p>
+    <w:p>
+      <w:proofErr w:type="spellStart"/>
       <w:r>
         <w:rPr>
           <w:i/>
           <w:iCs/>
         </w:rPr>
-        <w:t>(</w:t>
-      </w:r>
-      <w:proofErr w:type="gramEnd"/>
+        <w:t>open_message_flow_view</w:t>
+      </w:r>
+      <w:proofErr w:type="spellEnd"/>
       <w:r>
         <w:rPr>
           <w:i/>
           <w:iCs/>
         </w:rPr>
-        <w:t>)</w:t>
+        <w:t>()</w:t>
       </w:r>
       <w:r>
         <w:t> </w:t>
@@ -6258,12 +5784,8 @@
     </w:p>
     <w:p>
       <w:r>
-        <w:t>Already present as a stub. </w:t>
-      </w:r>
-    </w:p>
-    <w:p>
-      <w:r>
-        <w:t>Should activate the send-message workflow. </w:t>
+        <w:lastRenderedPageBreak/>
+        <w:t>Should display messages in the GUI. </w:t>
       </w:r>
     </w:p>
     <w:p>
@@ -6275,11 +5797,22 @@
       <w:pPr>
         <w:numPr>
           <w:ilvl w:val="0"/>
-          <w:numId w:val="196"/>
+          <w:numId w:val="197"/>
         </w:numPr>
       </w:pPr>
       <w:r>
-        <w:t>sender-side initiation </w:t>
+        <w:t>“Display plaintext message in GUI” </w:t>
+      </w:r>
+    </w:p>
+    <w:p>
+      <w:pPr>
+        <w:numPr>
+          <w:ilvl w:val="0"/>
+          <w:numId w:val="198"/>
+        </w:numPr>
+      </w:pPr>
+      <w:r>
+        <w:t>“Update message-flow visibility in client and server GUIs” </w:t>
       </w:r>
     </w:p>
     <w:p>
@@ -6294,106 +5827,15 @@
           <w:i/>
           <w:iCs/>
         </w:rPr>
-        <w:t>open_message_flow_</w:t>
-      </w:r>
-      <w:proofErr w:type="gramStart"/>
+        <w:t>open_security_alert_view</w:t>
+      </w:r>
+      <w:proofErr w:type="spellEnd"/>
       <w:r>
         <w:rPr>
           <w:i/>
           <w:iCs/>
         </w:rPr>
-        <w:t>view</w:t>
-      </w:r>
-      <w:proofErr w:type="spellEnd"/>
-      <w:r>
-        <w:rPr>
-          <w:i/>
-          <w:iCs/>
-        </w:rPr>
-        <w:t>(</w:t>
-      </w:r>
-      <w:proofErr w:type="gramEnd"/>
-      <w:r>
-        <w:rPr>
-          <w:i/>
-          <w:iCs/>
-        </w:rPr>
-        <w:t>)</w:t>
-      </w:r>
-      <w:r>
-        <w:t> </w:t>
-      </w:r>
-    </w:p>
-    <w:p>
-      <w:r>
-        <w:lastRenderedPageBreak/>
-        <w:t>Should display messages in the GUI. </w:t>
-      </w:r>
-    </w:p>
-    <w:p>
-      <w:r>
-        <w:t>Maps to: </w:t>
-      </w:r>
-    </w:p>
-    <w:p>
-      <w:pPr>
-        <w:numPr>
-          <w:ilvl w:val="0"/>
-          <w:numId w:val="197"/>
-        </w:numPr>
-      </w:pPr>
-      <w:r>
-        <w:t>“Display plaintext message in GUI” </w:t>
-      </w:r>
-    </w:p>
-    <w:p>
-      <w:pPr>
-        <w:numPr>
-          <w:ilvl w:val="0"/>
-          <w:numId w:val="198"/>
-        </w:numPr>
-      </w:pPr>
-      <w:r>
-        <w:t>“Update message-flow visibility in client and server GUIs” </w:t>
-      </w:r>
-    </w:p>
-    <w:p>
-      <w:r>
-        <w:t> </w:t>
-      </w:r>
-    </w:p>
-    <w:p>
-      <w:proofErr w:type="spellStart"/>
-      <w:r>
-        <w:rPr>
-          <w:i/>
-          <w:iCs/>
-        </w:rPr>
-        <w:t>open_security_alert_</w:t>
-      </w:r>
-      <w:proofErr w:type="gramStart"/>
-      <w:r>
-        <w:rPr>
-          <w:i/>
-          <w:iCs/>
-        </w:rPr>
-        <w:t>view</w:t>
-      </w:r>
-      <w:proofErr w:type="spellEnd"/>
-      <w:r>
-        <w:rPr>
-          <w:i/>
-          <w:iCs/>
-        </w:rPr>
-        <w:t>(</w:t>
-      </w:r>
-      <w:proofErr w:type="gramEnd"/>
-      <w:r>
-        <w:rPr>
-          <w:i/>
-          <w:iCs/>
-        </w:rPr>
-        <w:t>)</w:t>
+        <w:t>()</w:t>
       </w:r>
       <w:r>
         <w:t> </w:t>
@@ -6629,15 +6071,34 @@
           <w:i/>
           <w:iCs/>
         </w:rPr>
-        <w:t>SecureMessageSender.validate_message_</w:t>
-      </w:r>
-      <w:proofErr w:type="gramStart"/>
+        <w:t>SecureMessageSender.validate_message_content</w:t>
+      </w:r>
+      <w:proofErr w:type="spellEnd"/>
       <w:r>
         <w:rPr>
           <w:i/>
           <w:iCs/>
         </w:rPr>
-        <w:t>content</w:t>
+        <w:t>()</w:t>
+      </w:r>
+      <w:r>
+        <w:t> </w:t>
+      </w:r>
+    </w:p>
+    <w:p>
+      <w:pPr>
+        <w:numPr>
+          <w:ilvl w:val="0"/>
+          <w:numId w:val="209"/>
+        </w:numPr>
+      </w:pPr>
+      <w:proofErr w:type="spellStart"/>
+      <w:r>
+        <w:rPr>
+          <w:i/>
+          <w:iCs/>
+        </w:rPr>
+        <w:t>SecureMessageSender.validate_send_readiness</w:t>
       </w:r>
       <w:proofErr w:type="spellEnd"/>
       <w:r>
@@ -6647,7 +6108,15 @@
         </w:rPr>
         <w:t>(</w:t>
       </w:r>
-      <w:proofErr w:type="gramEnd"/>
+      <w:proofErr w:type="spellStart"/>
+      <w:r>
+        <w:rPr>
+          <w:i/>
+          <w:iCs/>
+        </w:rPr>
+        <w:t>session_manager</w:t>
+      </w:r>
+      <w:proofErr w:type="spellEnd"/>
       <w:r>
         <w:rPr>
           <w:i/>
@@ -6663,7 +6132,869 @@
       <w:pPr>
         <w:numPr>
           <w:ilvl w:val="0"/>
-          <w:numId w:val="209"/>
+          <w:numId w:val="210"/>
+        </w:numPr>
+      </w:pPr>
+      <w:proofErr w:type="spellStart"/>
+      <w:r>
+        <w:rPr>
+          <w:i/>
+          <w:iCs/>
+        </w:rPr>
+        <w:t>SecureMessageSender.prepare_outgoing_plaintext</w:t>
+      </w:r>
+      <w:proofErr w:type="spellEnd"/>
+      <w:r>
+        <w:rPr>
+          <w:i/>
+          <w:iCs/>
+        </w:rPr>
+        <w:t>()</w:t>
+      </w:r>
+      <w:r>
+        <w:t> </w:t>
+      </w:r>
+    </w:p>
+    <w:p>
+      <w:pPr>
+        <w:numPr>
+          <w:ilvl w:val="0"/>
+          <w:numId w:val="211"/>
+        </w:numPr>
+      </w:pPr>
+      <w:proofErr w:type="spellStart"/>
+      <w:r>
+        <w:rPr>
+          <w:i/>
+          <w:iCs/>
+        </w:rPr>
+        <w:t>SecureMessageSender.secure_packet</w:t>
+      </w:r>
+      <w:proofErr w:type="spellEnd"/>
+      <w:r>
+        <w:rPr>
+          <w:i/>
+          <w:iCs/>
+        </w:rPr>
+        <w:t>()</w:t>
+      </w:r>
+      <w:r>
+        <w:t> </w:t>
+      </w:r>
+    </w:p>
+    <w:p>
+      <w:pPr>
+        <w:numPr>
+          <w:ilvl w:val="0"/>
+          <w:numId w:val="212"/>
+        </w:numPr>
+      </w:pPr>
+      <w:proofErr w:type="spellStart"/>
+      <w:r>
+        <w:rPr>
+          <w:i/>
+          <w:iCs/>
+        </w:rPr>
+        <w:t>ChannelKeyStore.retrieve_channel_keys</w:t>
+      </w:r>
+      <w:proofErr w:type="spellEnd"/>
+      <w:r>
+        <w:rPr>
+          <w:i/>
+          <w:iCs/>
+        </w:rPr>
+        <w:t>()</w:t>
+      </w:r>
+      <w:r>
+        <w:t> </w:t>
+      </w:r>
+    </w:p>
+    <w:p>
+      <w:pPr>
+        <w:numPr>
+          <w:ilvl w:val="0"/>
+          <w:numId w:val="213"/>
+        </w:numPr>
+      </w:pPr>
+      <w:proofErr w:type="spellStart"/>
+      <w:r>
+        <w:rPr>
+          <w:i/>
+          <w:iCs/>
+        </w:rPr>
+        <w:t>ClientCryptoService.encrypt_secure_message</w:t>
+      </w:r>
+      <w:proofErr w:type="spellEnd"/>
+      <w:r>
+        <w:rPr>
+          <w:i/>
+          <w:iCs/>
+        </w:rPr>
+        <w:t>(...)</w:t>
+      </w:r>
+      <w:r>
+        <w:t> </w:t>
+      </w:r>
+    </w:p>
+    <w:p>
+      <w:pPr>
+        <w:numPr>
+          <w:ilvl w:val="0"/>
+          <w:numId w:val="214"/>
+        </w:numPr>
+      </w:pPr>
+      <w:proofErr w:type="spellStart"/>
+      <w:r>
+        <w:rPr>
+          <w:i/>
+          <w:iCs/>
+        </w:rPr>
+        <w:t>ClientCryptoService.compute_integrity_value</w:t>
+      </w:r>
+      <w:proofErr w:type="spellEnd"/>
+      <w:r>
+        <w:rPr>
+          <w:i/>
+          <w:iCs/>
+        </w:rPr>
+        <w:t>(...)</w:t>
+      </w:r>
+      <w:r>
+        <w:t> </w:t>
+      </w:r>
+    </w:p>
+    <w:p>
+      <w:pPr>
+        <w:numPr>
+          <w:ilvl w:val="0"/>
+          <w:numId w:val="215"/>
+        </w:numPr>
+      </w:pPr>
+      <w:proofErr w:type="spellStart"/>
+      <w:r>
+        <w:rPr>
+          <w:i/>
+          <w:iCs/>
+        </w:rPr>
+        <w:t>SecureMessageSender.send_secure_message</w:t>
+      </w:r>
+      <w:proofErr w:type="spellEnd"/>
+      <w:r>
+        <w:rPr>
+          <w:i/>
+          <w:iCs/>
+        </w:rPr>
+        <w:t>()</w:t>
+      </w:r>
+      <w:r>
+        <w:t> </w:t>
+      </w:r>
+    </w:p>
+    <w:p>
+      <w:pPr>
+        <w:numPr>
+          <w:ilvl w:val="0"/>
+          <w:numId w:val="216"/>
+        </w:numPr>
+      </w:pPr>
+      <w:proofErr w:type="spellStart"/>
+      <w:r>
+        <w:rPr>
+          <w:i/>
+          <w:iCs/>
+        </w:rPr>
+        <w:t>ClientConnectionManager.send_application_message</w:t>
+      </w:r>
+      <w:proofErr w:type="spellEnd"/>
+      <w:r>
+        <w:rPr>
+          <w:i/>
+          <w:iCs/>
+        </w:rPr>
+        <w:t>(...)</w:t>
+      </w:r>
+      <w:r>
+        <w:t> </w:t>
+      </w:r>
+    </w:p>
+    <w:p>
+      <w:r>
+        <w:t>Possible failure branches: </w:t>
+      </w:r>
+    </w:p>
+    <w:p>
+      <w:pPr>
+        <w:numPr>
+          <w:ilvl w:val="0"/>
+          <w:numId w:val="217"/>
+        </w:numPr>
+      </w:pPr>
+      <w:r>
+        <w:t>empty message </w:t>
+      </w:r>
+    </w:p>
+    <w:p>
+      <w:pPr>
+        <w:numPr>
+          <w:ilvl w:val="0"/>
+          <w:numId w:val="218"/>
+        </w:numPr>
+      </w:pPr>
+      <w:r>
+        <w:t>not authenticated / keys unavailable </w:t>
+      </w:r>
+    </w:p>
+    <w:p>
+      <w:pPr>
+        <w:numPr>
+          <w:ilvl w:val="0"/>
+          <w:numId w:val="219"/>
+        </w:numPr>
+      </w:pPr>
+      <w:r>
+        <w:t>encryption failure </w:t>
+      </w:r>
+    </w:p>
+    <w:p>
+      <w:pPr>
+        <w:numPr>
+          <w:ilvl w:val="0"/>
+          <w:numId w:val="220"/>
+        </w:numPr>
+      </w:pPr>
+      <w:r>
+        <w:t>HMAC failure </w:t>
+      </w:r>
+    </w:p>
+    <w:p>
+      <w:pPr>
+        <w:numPr>
+          <w:ilvl w:val="0"/>
+          <w:numId w:val="221"/>
+        </w:numPr>
+      </w:pPr>
+      <w:r>
+        <w:t>disconnect during send </w:t>
+      </w:r>
+    </w:p>
+    <w:p>
+      <w:r>
+        <w:t> </w:t>
+      </w:r>
+    </w:p>
+    <w:p>
+      <w:r>
+        <w:t>Server </w:t>
+      </w:r>
+    </w:p>
+    <w:p>
+      <w:pPr>
+        <w:numPr>
+          <w:ilvl w:val="0"/>
+          <w:numId w:val="222"/>
+        </w:numPr>
+      </w:pPr>
+      <w:proofErr w:type="spellStart"/>
+      <w:r>
+        <w:rPr>
+          <w:i/>
+          <w:iCs/>
+        </w:rPr>
+        <w:t>ServerTransportManager.receive_client_packet</w:t>
+      </w:r>
+      <w:proofErr w:type="spellEnd"/>
+      <w:r>
+        <w:rPr>
+          <w:i/>
+          <w:iCs/>
+        </w:rPr>
+        <w:t>(</w:t>
+      </w:r>
+      <w:proofErr w:type="spellStart"/>
+      <w:r>
+        <w:rPr>
+          <w:i/>
+          <w:iCs/>
+        </w:rPr>
+        <w:t>connection_id</w:t>
+      </w:r>
+      <w:proofErr w:type="spellEnd"/>
+      <w:r>
+        <w:rPr>
+          <w:i/>
+          <w:iCs/>
+        </w:rPr>
+        <w:t>)</w:t>
+      </w:r>
+      <w:r>
+        <w:t> </w:t>
+      </w:r>
+    </w:p>
+    <w:p>
+      <w:pPr>
+        <w:numPr>
+          <w:ilvl w:val="0"/>
+          <w:numId w:val="223"/>
+        </w:numPr>
+      </w:pPr>
+      <w:proofErr w:type="spellStart"/>
+      <w:r>
+        <w:rPr>
+          <w:i/>
+          <w:iCs/>
+        </w:rPr>
+        <w:t>ServerTransportManager.dispatch_incoming_packet</w:t>
+      </w:r>
+      <w:proofErr w:type="spellEnd"/>
+      <w:r>
+        <w:rPr>
+          <w:i/>
+          <w:iCs/>
+        </w:rPr>
+        <w:t>(</w:t>
+      </w:r>
+      <w:proofErr w:type="spellStart"/>
+      <w:r>
+        <w:rPr>
+          <w:i/>
+          <w:iCs/>
+        </w:rPr>
+        <w:t>connection_id</w:t>
+      </w:r>
+      <w:proofErr w:type="spellEnd"/>
+      <w:r>
+        <w:rPr>
+          <w:i/>
+          <w:iCs/>
+        </w:rPr>
+        <w:t>, packet)</w:t>
+      </w:r>
+      <w:r>
+        <w:t> </w:t>
+      </w:r>
+    </w:p>
+    <w:p>
+      <w:pPr>
+        <w:numPr>
+          <w:ilvl w:val="0"/>
+          <w:numId w:val="224"/>
+        </w:numPr>
+      </w:pPr>
+      <w:proofErr w:type="spellStart"/>
+      <w:r>
+        <w:rPr>
+          <w:i/>
+          <w:iCs/>
+        </w:rPr>
+        <w:t>MessageRelayService.relay_secure_packet</w:t>
+      </w:r>
+      <w:proofErr w:type="spellEnd"/>
+      <w:r>
+        <w:rPr>
+          <w:i/>
+          <w:iCs/>
+        </w:rPr>
+        <w:t>()</w:t>
+      </w:r>
+      <w:r>
+        <w:t> </w:t>
+      </w:r>
+    </w:p>
+    <w:p>
+      <w:pPr>
+        <w:numPr>
+          <w:ilvl w:val="0"/>
+          <w:numId w:val="225"/>
+        </w:numPr>
+      </w:pPr>
+      <w:proofErr w:type="spellStart"/>
+      <w:r>
+        <w:rPr>
+          <w:i/>
+          <w:iCs/>
+        </w:rPr>
+        <w:t>MessageRelayService.validate_sender_for_routing</w:t>
+      </w:r>
+      <w:proofErr w:type="spellEnd"/>
+      <w:r>
+        <w:rPr>
+          <w:i/>
+          <w:iCs/>
+        </w:rPr>
+        <w:t>()</w:t>
+      </w:r>
+      <w:r>
+        <w:t> </w:t>
+      </w:r>
+    </w:p>
+    <w:p>
+      <w:pPr>
+        <w:numPr>
+          <w:ilvl w:val="0"/>
+          <w:numId w:val="226"/>
+        </w:numPr>
+      </w:pPr>
+      <w:proofErr w:type="spellStart"/>
+      <w:r>
+        <w:rPr>
+          <w:i/>
+          <w:iCs/>
+        </w:rPr>
+        <w:lastRenderedPageBreak/>
+        <w:t>MessageRelayService.resolve_channel_recipients</w:t>
+      </w:r>
+      <w:proofErr w:type="spellEnd"/>
+      <w:r>
+        <w:rPr>
+          <w:i/>
+          <w:iCs/>
+        </w:rPr>
+        <w:t>()</w:t>
+      </w:r>
+      <w:r>
+        <w:t> </w:t>
+      </w:r>
+    </w:p>
+    <w:p>
+      <w:pPr>
+        <w:numPr>
+          <w:ilvl w:val="0"/>
+          <w:numId w:val="227"/>
+        </w:numPr>
+      </w:pPr>
+      <w:proofErr w:type="spellStart"/>
+      <w:r>
+        <w:rPr>
+          <w:i/>
+          <w:iCs/>
+        </w:rPr>
+        <w:t>MessageRelayService.broadcast_packet_unchanged</w:t>
+      </w:r>
+      <w:proofErr w:type="spellEnd"/>
+      <w:r>
+        <w:rPr>
+          <w:i/>
+          <w:iCs/>
+        </w:rPr>
+        <w:t>()</w:t>
+      </w:r>
+      <w:r>
+        <w:t> </w:t>
+      </w:r>
+    </w:p>
+    <w:p>
+      <w:pPr>
+        <w:numPr>
+          <w:ilvl w:val="0"/>
+          <w:numId w:val="228"/>
+        </w:numPr>
+      </w:pPr>
+      <w:proofErr w:type="spellStart"/>
+      <w:r>
+        <w:rPr>
+          <w:i/>
+          <w:iCs/>
+        </w:rPr>
+        <w:t>ServerTransportManager.broadcast_packet_to_recipients</w:t>
+      </w:r>
+      <w:proofErr w:type="spellEnd"/>
+      <w:r>
+        <w:rPr>
+          <w:i/>
+          <w:iCs/>
+        </w:rPr>
+        <w:t>(...)</w:t>
+      </w:r>
+      <w:r>
+        <w:t> </w:t>
+      </w:r>
+    </w:p>
+    <w:p>
+      <w:r>
+        <w:t>No decrypt / no HMAC verify on server according to the flowchart. </w:t>
+      </w:r>
+    </w:p>
+    <w:p>
+      <w:r>
+        <w:t> </w:t>
+      </w:r>
+    </w:p>
+    <w:p>
+      <w:r>
+        <w:t>Recipient clients (including sender) </w:t>
+      </w:r>
+    </w:p>
+    <w:p>
+      <w:pPr>
+        <w:numPr>
+          <w:ilvl w:val="0"/>
+          <w:numId w:val="229"/>
+        </w:numPr>
+      </w:pPr>
+      <w:proofErr w:type="spellStart"/>
+      <w:r>
+        <w:rPr>
+          <w:i/>
+          <w:iCs/>
+        </w:rPr>
+        <w:t>IncomingMessageProcessor.handle_incoming_packet</w:t>
+      </w:r>
+      <w:proofErr w:type="spellEnd"/>
+      <w:r>
+        <w:rPr>
+          <w:i/>
+          <w:iCs/>
+        </w:rPr>
+        <w:t>(packet)</w:t>
+      </w:r>
+      <w:r>
+        <w:t> </w:t>
+      </w:r>
+    </w:p>
+    <w:p>
+      <w:pPr>
+        <w:numPr>
+          <w:ilvl w:val="0"/>
+          <w:numId w:val="230"/>
+        </w:numPr>
+      </w:pPr>
+      <w:proofErr w:type="spellStart"/>
+      <w:r>
+        <w:rPr>
+          <w:i/>
+          <w:iCs/>
+        </w:rPr>
+        <w:t>IncomingMessageProcessor.parse_secure_packet</w:t>
+      </w:r>
+      <w:proofErr w:type="spellEnd"/>
+      <w:r>
+        <w:rPr>
+          <w:i/>
+          <w:iCs/>
+        </w:rPr>
+        <w:t>(packet)</w:t>
+      </w:r>
+      <w:r>
+        <w:t> </w:t>
+      </w:r>
+    </w:p>
+    <w:p>
+      <w:pPr>
+        <w:numPr>
+          <w:ilvl w:val="0"/>
+          <w:numId w:val="231"/>
+        </w:numPr>
+      </w:pPr>
+      <w:proofErr w:type="spellStart"/>
+      <w:r>
+        <w:rPr>
+          <w:i/>
+          <w:iCs/>
+        </w:rPr>
+        <w:t>IncomingMessageProcessor.verify_incoming_packet</w:t>
+      </w:r>
+      <w:proofErr w:type="spellEnd"/>
+      <w:r>
+        <w:rPr>
+          <w:i/>
+          <w:iCs/>
+        </w:rPr>
+        <w:t>(packet)</w:t>
+      </w:r>
+      <w:r>
+        <w:t> </w:t>
+      </w:r>
+    </w:p>
+    <w:p>
+      <w:pPr>
+        <w:numPr>
+          <w:ilvl w:val="0"/>
+          <w:numId w:val="232"/>
+        </w:numPr>
+      </w:pPr>
+      <w:proofErr w:type="spellStart"/>
+      <w:r>
+        <w:rPr>
+          <w:i/>
+          <w:iCs/>
+        </w:rPr>
+        <w:t>ChannelKeyStore.retrieve_channel_keys</w:t>
+      </w:r>
+      <w:proofErr w:type="spellEnd"/>
+      <w:r>
+        <w:rPr>
+          <w:i/>
+          <w:iCs/>
+        </w:rPr>
+        <w:t>()</w:t>
+      </w:r>
+      <w:r>
+        <w:t> </w:t>
+      </w:r>
+    </w:p>
+    <w:p>
+      <w:pPr>
+        <w:numPr>
+          <w:ilvl w:val="0"/>
+          <w:numId w:val="233"/>
+        </w:numPr>
+      </w:pPr>
+      <w:proofErr w:type="spellStart"/>
+      <w:r>
+        <w:rPr>
+          <w:i/>
+          <w:iCs/>
+        </w:rPr>
+        <w:t>ClientCryptoService.verify_integrity_value</w:t>
+      </w:r>
+      <w:proofErr w:type="spellEnd"/>
+      <w:r>
+        <w:rPr>
+          <w:i/>
+          <w:iCs/>
+        </w:rPr>
+        <w:t>(...)</w:t>
+      </w:r>
+      <w:r>
+        <w:t> </w:t>
+      </w:r>
+    </w:p>
+    <w:p>
+      <w:pPr>
+        <w:numPr>
+          <w:ilvl w:val="0"/>
+          <w:numId w:val="234"/>
+        </w:numPr>
+      </w:pPr>
+      <w:r>
+        <w:t>if valid: </w:t>
+      </w:r>
+    </w:p>
+    <w:p>
+      <w:pPr>
+        <w:numPr>
+          <w:ilvl w:val="0"/>
+          <w:numId w:val="235"/>
+        </w:numPr>
+      </w:pPr>
+      <w:proofErr w:type="spellStart"/>
+      <w:r>
+        <w:rPr>
+          <w:i/>
+          <w:iCs/>
+        </w:rPr>
+        <w:t>IncomingMessageProcessor.decrypt_verified_packet</w:t>
+      </w:r>
+      <w:proofErr w:type="spellEnd"/>
+      <w:r>
+        <w:rPr>
+          <w:i/>
+          <w:iCs/>
+        </w:rPr>
+        <w:t>(packet)</w:t>
+      </w:r>
+      <w:r>
+        <w:t> </w:t>
+      </w:r>
+    </w:p>
+    <w:p>
+      <w:pPr>
+        <w:numPr>
+          <w:ilvl w:val="0"/>
+          <w:numId w:val="236"/>
+        </w:numPr>
+      </w:pPr>
+      <w:proofErr w:type="spellStart"/>
+      <w:r>
+        <w:rPr>
+          <w:i/>
+          <w:iCs/>
+        </w:rPr>
+        <w:t>ClientCryptoService.decrypt_incoming_message</w:t>
+      </w:r>
+      <w:proofErr w:type="spellEnd"/>
+      <w:r>
+        <w:rPr>
+          <w:i/>
+          <w:iCs/>
+        </w:rPr>
+        <w:t>(...)</w:t>
+      </w:r>
+      <w:r>
+        <w:t> </w:t>
+      </w:r>
+    </w:p>
+    <w:p>
+      <w:pPr>
+        <w:numPr>
+          <w:ilvl w:val="0"/>
+          <w:numId w:val="237"/>
+        </w:numPr>
+      </w:pPr>
+      <w:r>
+        <w:t>if decrypt succeeds: </w:t>
+      </w:r>
+    </w:p>
+    <w:p>
+      <w:pPr>
+        <w:numPr>
+          <w:ilvl w:val="0"/>
+          <w:numId w:val="238"/>
+        </w:numPr>
+      </w:pPr>
+      <w:proofErr w:type="spellStart"/>
+      <w:r>
+        <w:rPr>
+          <w:i/>
+          <w:iCs/>
+        </w:rPr>
+        <w:t>IncomingMessageProcessor.deliver_plaintext_message</w:t>
+      </w:r>
+      <w:proofErr w:type="spellEnd"/>
+      <w:r>
+        <w:rPr>
+          <w:i/>
+          <w:iCs/>
+        </w:rPr>
+        <w:t>()</w:t>
+      </w:r>
+      <w:r>
+        <w:t> </w:t>
+      </w:r>
+    </w:p>
+    <w:p>
+      <w:pPr>
+        <w:numPr>
+          <w:ilvl w:val="0"/>
+          <w:numId w:val="239"/>
+        </w:numPr>
+      </w:pPr>
+      <w:r>
+        <w:t>else: </w:t>
+      </w:r>
+    </w:p>
+    <w:p>
+      <w:pPr>
+        <w:numPr>
+          <w:ilvl w:val="0"/>
+          <w:numId w:val="240"/>
+        </w:numPr>
+      </w:pPr>
+      <w:proofErr w:type="spellStart"/>
+      <w:r>
+        <w:rPr>
+          <w:i/>
+          <w:iCs/>
+        </w:rPr>
+        <w:t>IncomingMessageProcessor.reject_incoming_packet</w:t>
+      </w:r>
+      <w:proofErr w:type="spellEnd"/>
+      <w:r>
+        <w:rPr>
+          <w:i/>
+          <w:iCs/>
+        </w:rPr>
+        <w:t>()</w:t>
+      </w:r>
+      <w:r>
+        <w:t> </w:t>
+      </w:r>
+    </w:p>
+    <w:p>
+      <w:r>
+        <w:t> </w:t>
+      </w:r>
+    </w:p>
+    <w:p>
+      <w:r>
+        <w:t>GUI / System </w:t>
+      </w:r>
+    </w:p>
+    <w:p>
+      <w:pPr>
+        <w:numPr>
+          <w:ilvl w:val="0"/>
+          <w:numId w:val="241"/>
+        </w:numPr>
+      </w:pPr>
+      <w:proofErr w:type="spellStart"/>
+      <w:r>
+        <w:rPr>
+          <w:i/>
+          <w:iCs/>
+        </w:rPr>
+        <w:t>ClientAppCoordinator.open_message_flow_view</w:t>
+      </w:r>
+      <w:proofErr w:type="spellEnd"/>
+      <w:r>
+        <w:rPr>
+          <w:i/>
+          <w:iCs/>
+        </w:rPr>
+        <w:t>()</w:t>
+      </w:r>
+      <w:r>
+        <w:t> </w:t>
+      </w:r>
+    </w:p>
+    <w:p>
+      <w:pPr>
+        <w:numPr>
+          <w:ilvl w:val="0"/>
+          <w:numId w:val="242"/>
+        </w:numPr>
+      </w:pPr>
+      <w:r>
+        <w:t>optional server GUI / monitoring update </w:t>
+      </w:r>
+    </w:p>
+    <w:p>
+      <w:r>
+        <w:t>Maps to: </w:t>
+      </w:r>
+    </w:p>
+    <w:p>
+      <w:pPr>
+        <w:numPr>
+          <w:ilvl w:val="0"/>
+          <w:numId w:val="243"/>
+        </w:numPr>
+      </w:pPr>
+      <w:r>
+        <w:t>“Update message-flow visibility in client and server GUIs” </w:t>
+      </w:r>
+    </w:p>
+    <w:p>
+      <w:r>
+        <w:t> </w:t>
+      </w:r>
+    </w:p>
+    <w:p>
+      <w:r>
+        <w:t>7) Very short implementation checklist </w:t>
+      </w:r>
+    </w:p>
+    <w:p>
+      <w:r>
+        <w:lastRenderedPageBreak/>
+        <w:t>If you want the shortest possible version: </w:t>
+      </w:r>
+    </w:p>
+    <w:p>
+      <w:r>
+        <w:t> </w:t>
+      </w:r>
+    </w:p>
+    <w:p>
+      <w:r>
+        <w:t>Sender side </w:t>
+      </w:r>
+    </w:p>
+    <w:p>
+      <w:pPr>
+        <w:numPr>
+          <w:ilvl w:val="0"/>
+          <w:numId w:val="244"/>
         </w:numPr>
       </w:pPr>
       <w:proofErr w:type="spellStart"/>
@@ -6706,7 +7037,7 @@
       <w:pPr>
         <w:numPr>
           <w:ilvl w:val="0"/>
-          <w:numId w:val="210"/>
+          <w:numId w:val="245"/>
         </w:numPr>
       </w:pPr>
       <w:proofErr w:type="spellStart"/>
@@ -6715,15 +7046,309 @@
           <w:i/>
           <w:iCs/>
         </w:rPr>
-        <w:t>SecureMessageSender.prepare_outgoing_</w:t>
-      </w:r>
-      <w:proofErr w:type="gramStart"/>
+        <w:t>SecureMessageSender.validate_message_content</w:t>
+      </w:r>
+      <w:proofErr w:type="spellEnd"/>
       <w:r>
         <w:rPr>
           <w:i/>
           <w:iCs/>
         </w:rPr>
-        <w:t>plaintext</w:t>
+        <w:t>()</w:t>
+      </w:r>
+      <w:r>
+        <w:t> </w:t>
+      </w:r>
+    </w:p>
+    <w:p>
+      <w:pPr>
+        <w:numPr>
+          <w:ilvl w:val="0"/>
+          <w:numId w:val="246"/>
+        </w:numPr>
+      </w:pPr>
+      <w:proofErr w:type="spellStart"/>
+      <w:r>
+        <w:rPr>
+          <w:i/>
+          <w:iCs/>
+        </w:rPr>
+        <w:t>SecureMessageSender.prepare_outgoing_plaintext</w:t>
+      </w:r>
+      <w:proofErr w:type="spellEnd"/>
+      <w:r>
+        <w:rPr>
+          <w:i/>
+          <w:iCs/>
+        </w:rPr>
+        <w:t>()</w:t>
+      </w:r>
+      <w:r>
+        <w:t> </w:t>
+      </w:r>
+    </w:p>
+    <w:p>
+      <w:pPr>
+        <w:numPr>
+          <w:ilvl w:val="0"/>
+          <w:numId w:val="247"/>
+        </w:numPr>
+      </w:pPr>
+      <w:proofErr w:type="spellStart"/>
+      <w:r>
+        <w:rPr>
+          <w:i/>
+          <w:iCs/>
+        </w:rPr>
+        <w:t>SecureMessageSender.secure_packet</w:t>
+      </w:r>
+      <w:proofErr w:type="spellEnd"/>
+      <w:r>
+        <w:rPr>
+          <w:i/>
+          <w:iCs/>
+        </w:rPr>
+        <w:t>()</w:t>
+      </w:r>
+      <w:r>
+        <w:t> </w:t>
+      </w:r>
+    </w:p>
+    <w:p>
+      <w:pPr>
+        <w:numPr>
+          <w:ilvl w:val="0"/>
+          <w:numId w:val="248"/>
+        </w:numPr>
+      </w:pPr>
+      <w:proofErr w:type="spellStart"/>
+      <w:r>
+        <w:rPr>
+          <w:i/>
+          <w:iCs/>
+        </w:rPr>
+        <w:t>SecureMessageSender.send_secure_message</w:t>
+      </w:r>
+      <w:proofErr w:type="spellEnd"/>
+      <w:r>
+        <w:rPr>
+          <w:i/>
+          <w:iCs/>
+        </w:rPr>
+        <w:t>()</w:t>
+      </w:r>
+      <w:r>
+        <w:t> </w:t>
+      </w:r>
+    </w:p>
+    <w:p>
+      <w:pPr>
+        <w:numPr>
+          <w:ilvl w:val="0"/>
+          <w:numId w:val="249"/>
+        </w:numPr>
+      </w:pPr>
+      <w:proofErr w:type="spellStart"/>
+      <w:r>
+        <w:rPr>
+          <w:i/>
+          <w:iCs/>
+        </w:rPr>
+        <w:t>ClientCryptoService.encrypt_secure_message</w:t>
+      </w:r>
+      <w:proofErr w:type="spellEnd"/>
+      <w:r>
+        <w:rPr>
+          <w:i/>
+          <w:iCs/>
+        </w:rPr>
+        <w:t>(...)</w:t>
+      </w:r>
+      <w:r>
+        <w:t> </w:t>
+      </w:r>
+    </w:p>
+    <w:p>
+      <w:pPr>
+        <w:numPr>
+          <w:ilvl w:val="0"/>
+          <w:numId w:val="250"/>
+        </w:numPr>
+      </w:pPr>
+      <w:proofErr w:type="spellStart"/>
+      <w:r>
+        <w:rPr>
+          <w:i/>
+          <w:iCs/>
+        </w:rPr>
+        <w:t>ClientCryptoService.compute_integrity_value</w:t>
+      </w:r>
+      <w:proofErr w:type="spellEnd"/>
+      <w:r>
+        <w:rPr>
+          <w:i/>
+          <w:iCs/>
+        </w:rPr>
+        <w:t>(...)</w:t>
+      </w:r>
+      <w:r>
+        <w:t> </w:t>
+      </w:r>
+    </w:p>
+    <w:p>
+      <w:pPr>
+        <w:numPr>
+          <w:ilvl w:val="0"/>
+          <w:numId w:val="251"/>
+        </w:numPr>
+      </w:pPr>
+      <w:proofErr w:type="spellStart"/>
+      <w:r>
+        <w:rPr>
+          <w:i/>
+          <w:iCs/>
+        </w:rPr>
+        <w:t>ChannelKeyStore.retrieve_channel_keys</w:t>
+      </w:r>
+      <w:proofErr w:type="spellEnd"/>
+      <w:r>
+        <w:rPr>
+          <w:i/>
+          <w:iCs/>
+        </w:rPr>
+        <w:t>()</w:t>
+      </w:r>
+      <w:r>
+        <w:t> </w:t>
+      </w:r>
+    </w:p>
+    <w:p>
+      <w:r>
+        <w:t>Server side </w:t>
+      </w:r>
+    </w:p>
+    <w:p>
+      <w:pPr>
+        <w:numPr>
+          <w:ilvl w:val="0"/>
+          <w:numId w:val="252"/>
+        </w:numPr>
+      </w:pPr>
+      <w:proofErr w:type="spellStart"/>
+      <w:r>
+        <w:rPr>
+          <w:i/>
+          <w:iCs/>
+        </w:rPr>
+        <w:t>MessageRelayService.validate_sender_for_routing</w:t>
+      </w:r>
+      <w:proofErr w:type="spellEnd"/>
+      <w:r>
+        <w:rPr>
+          <w:i/>
+          <w:iCs/>
+        </w:rPr>
+        <w:t>()</w:t>
+      </w:r>
+      <w:r>
+        <w:t> </w:t>
+      </w:r>
+    </w:p>
+    <w:p>
+      <w:pPr>
+        <w:numPr>
+          <w:ilvl w:val="0"/>
+          <w:numId w:val="253"/>
+        </w:numPr>
+      </w:pPr>
+      <w:proofErr w:type="spellStart"/>
+      <w:r>
+        <w:rPr>
+          <w:i/>
+          <w:iCs/>
+        </w:rPr>
+        <w:t>MessageRelayService.resolve_channel_recipients</w:t>
+      </w:r>
+      <w:proofErr w:type="spellEnd"/>
+      <w:r>
+        <w:rPr>
+          <w:i/>
+          <w:iCs/>
+        </w:rPr>
+        <w:t>()</w:t>
+      </w:r>
+      <w:r>
+        <w:t> </w:t>
+      </w:r>
+    </w:p>
+    <w:p>
+      <w:pPr>
+        <w:numPr>
+          <w:ilvl w:val="0"/>
+          <w:numId w:val="254"/>
+        </w:numPr>
+      </w:pPr>
+      <w:proofErr w:type="spellStart"/>
+      <w:r>
+        <w:rPr>
+          <w:i/>
+          <w:iCs/>
+        </w:rPr>
+        <w:t>MessageRelayService.relay_secure_packet</w:t>
+      </w:r>
+      <w:proofErr w:type="spellEnd"/>
+      <w:r>
+        <w:rPr>
+          <w:i/>
+          <w:iCs/>
+        </w:rPr>
+        <w:t>()</w:t>
+      </w:r>
+      <w:r>
+        <w:t> </w:t>
+      </w:r>
+    </w:p>
+    <w:p>
+      <w:pPr>
+        <w:numPr>
+          <w:ilvl w:val="0"/>
+          <w:numId w:val="255"/>
+        </w:numPr>
+      </w:pPr>
+      <w:proofErr w:type="spellStart"/>
+      <w:r>
+        <w:rPr>
+          <w:i/>
+          <w:iCs/>
+        </w:rPr>
+        <w:t>MessageRelayService.broadcast_packet_unchanged</w:t>
+      </w:r>
+      <w:proofErr w:type="spellEnd"/>
+      <w:r>
+        <w:rPr>
+          <w:i/>
+          <w:iCs/>
+        </w:rPr>
+        <w:t>()</w:t>
+      </w:r>
+      <w:r>
+        <w:t> </w:t>
+      </w:r>
+    </w:p>
+    <w:p>
+      <w:pPr>
+        <w:numPr>
+          <w:ilvl w:val="0"/>
+          <w:numId w:val="256"/>
+        </w:numPr>
+      </w:pPr>
+      <w:proofErr w:type="spellStart"/>
+      <w:r>
+        <w:rPr>
+          <w:i/>
+          <w:iCs/>
+        </w:rPr>
+        <w:t>ServerSessionManager.get_session_by_identifier</w:t>
       </w:r>
       <w:proofErr w:type="spellEnd"/>
       <w:r>
@@ -6733,7 +7358,15 @@
         </w:rPr>
         <w:t>(</w:t>
       </w:r>
-      <w:proofErr w:type="gramEnd"/>
+      <w:proofErr w:type="spellStart"/>
+      <w:r>
+        <w:rPr>
+          <w:i/>
+          <w:iCs/>
+        </w:rPr>
+        <w:t>connection_id</w:t>
+      </w:r>
+      <w:proofErr w:type="spellEnd"/>
       <w:r>
         <w:rPr>
           <w:i/>
@@ -6749,7 +7382,7 @@
       <w:pPr>
         <w:numPr>
           <w:ilvl w:val="0"/>
-          <w:numId w:val="211"/>
+          <w:numId w:val="257"/>
         </w:numPr>
       </w:pPr>
       <w:proofErr w:type="spellStart"/>
@@ -6758,93 +7391,34 @@
           <w:i/>
           <w:iCs/>
         </w:rPr>
-        <w:t>SecureMessageSender.secure_</w:t>
-      </w:r>
-      <w:proofErr w:type="gramStart"/>
+        <w:t>ServerSessionManager.resolve_recipients_for_channel</w:t>
+      </w:r>
+      <w:proofErr w:type="spellEnd"/>
       <w:r>
         <w:rPr>
           <w:i/>
           <w:iCs/>
         </w:rPr>
-        <w:t>packet</w:t>
-      </w:r>
-      <w:proofErr w:type="spellEnd"/>
+        <w:t>(channel)</w:t>
+      </w:r>
+      <w:r>
+        <w:t> </w:t>
+      </w:r>
+    </w:p>
+    <w:p>
+      <w:pPr>
+        <w:numPr>
+          <w:ilvl w:val="0"/>
+          <w:numId w:val="258"/>
+        </w:numPr>
+      </w:pPr>
+      <w:proofErr w:type="spellStart"/>
       <w:r>
         <w:rPr>
           <w:i/>
           <w:iCs/>
         </w:rPr>
-        <w:t>(</w:t>
-      </w:r>
-      <w:proofErr w:type="gramEnd"/>
-      <w:r>
-        <w:rPr>
-          <w:i/>
-          <w:iCs/>
-        </w:rPr>
-        <w:t>)</w:t>
-      </w:r>
-      <w:r>
-        <w:t> </w:t>
-      </w:r>
-    </w:p>
-    <w:p>
-      <w:pPr>
-        <w:numPr>
-          <w:ilvl w:val="0"/>
-          <w:numId w:val="212"/>
-        </w:numPr>
-      </w:pPr>
-      <w:proofErr w:type="spellStart"/>
-      <w:r>
-        <w:rPr>
-          <w:i/>
-          <w:iCs/>
-        </w:rPr>
-        <w:t>ChannelKeyStore.retrieve_channel_</w:t>
-      </w:r>
-      <w:proofErr w:type="gramStart"/>
-      <w:r>
-        <w:rPr>
-          <w:i/>
-          <w:iCs/>
-        </w:rPr>
-        <w:t>keys</w:t>
-      </w:r>
-      <w:proofErr w:type="spellEnd"/>
-      <w:r>
-        <w:rPr>
-          <w:i/>
-          <w:iCs/>
-        </w:rPr>
-        <w:t>(</w:t>
-      </w:r>
-      <w:proofErr w:type="gramEnd"/>
-      <w:r>
-        <w:rPr>
-          <w:i/>
-          <w:iCs/>
-        </w:rPr>
-        <w:t>)</w:t>
-      </w:r>
-      <w:r>
-        <w:t> </w:t>
-      </w:r>
-    </w:p>
-    <w:p>
-      <w:pPr>
-        <w:numPr>
-          <w:ilvl w:val="0"/>
-          <w:numId w:val="213"/>
-        </w:numPr>
-      </w:pPr>
-      <w:proofErr w:type="spellStart"/>
-      <w:r>
-        <w:rPr>
-          <w:i/>
-          <w:iCs/>
-        </w:rPr>
-        <w:t>ClientCryptoService.encrypt_secure_message</w:t>
+        <w:t>ServerTransportManager.broadcast_packet_to_recipients</w:t>
       </w:r>
       <w:proofErr w:type="spellEnd"/>
       <w:r>
@@ -6859,487 +7433,15 @@
       </w:r>
     </w:p>
     <w:p>
+      <w:r>
+        <w:t>Recipient side </w:t>
+      </w:r>
+    </w:p>
+    <w:p>
       <w:pPr>
         <w:numPr>
           <w:ilvl w:val="0"/>
-          <w:numId w:val="214"/>
-        </w:numPr>
-      </w:pPr>
-      <w:proofErr w:type="spellStart"/>
-      <w:r>
-        <w:rPr>
-          <w:i/>
-          <w:iCs/>
-        </w:rPr>
-        <w:t>ClientCryptoService.compute_integrity_value</w:t>
-      </w:r>
-      <w:proofErr w:type="spellEnd"/>
-      <w:r>
-        <w:rPr>
-          <w:i/>
-          <w:iCs/>
-        </w:rPr>
-        <w:t>(...)</w:t>
-      </w:r>
-      <w:r>
-        <w:t> </w:t>
-      </w:r>
-    </w:p>
-    <w:p>
-      <w:pPr>
-        <w:numPr>
-          <w:ilvl w:val="0"/>
-          <w:numId w:val="215"/>
-        </w:numPr>
-      </w:pPr>
-      <w:proofErr w:type="spellStart"/>
-      <w:r>
-        <w:rPr>
-          <w:i/>
-          <w:iCs/>
-        </w:rPr>
-        <w:t>SecureMessageSender.send_secure_</w:t>
-      </w:r>
-      <w:proofErr w:type="gramStart"/>
-      <w:r>
-        <w:rPr>
-          <w:i/>
-          <w:iCs/>
-        </w:rPr>
-        <w:t>message</w:t>
-      </w:r>
-      <w:proofErr w:type="spellEnd"/>
-      <w:r>
-        <w:rPr>
-          <w:i/>
-          <w:iCs/>
-        </w:rPr>
-        <w:t>(</w:t>
-      </w:r>
-      <w:proofErr w:type="gramEnd"/>
-      <w:r>
-        <w:rPr>
-          <w:i/>
-          <w:iCs/>
-        </w:rPr>
-        <w:t>)</w:t>
-      </w:r>
-      <w:r>
-        <w:t> </w:t>
-      </w:r>
-    </w:p>
-    <w:p>
-      <w:pPr>
-        <w:numPr>
-          <w:ilvl w:val="0"/>
-          <w:numId w:val="216"/>
-        </w:numPr>
-      </w:pPr>
-      <w:proofErr w:type="spellStart"/>
-      <w:r>
-        <w:rPr>
-          <w:i/>
-          <w:iCs/>
-        </w:rPr>
-        <w:t>ClientConnectionManager.send_application_message</w:t>
-      </w:r>
-      <w:proofErr w:type="spellEnd"/>
-      <w:r>
-        <w:rPr>
-          <w:i/>
-          <w:iCs/>
-        </w:rPr>
-        <w:t>(...)</w:t>
-      </w:r>
-      <w:r>
-        <w:t> </w:t>
-      </w:r>
-    </w:p>
-    <w:p>
-      <w:r>
-        <w:t>Possible failure branches: </w:t>
-      </w:r>
-    </w:p>
-    <w:p>
-      <w:pPr>
-        <w:numPr>
-          <w:ilvl w:val="0"/>
-          <w:numId w:val="217"/>
-        </w:numPr>
-      </w:pPr>
-      <w:r>
-        <w:t>empty message </w:t>
-      </w:r>
-    </w:p>
-    <w:p>
-      <w:pPr>
-        <w:numPr>
-          <w:ilvl w:val="0"/>
-          <w:numId w:val="218"/>
-        </w:numPr>
-      </w:pPr>
-      <w:r>
-        <w:t>not authenticated / keys unavailable </w:t>
-      </w:r>
-    </w:p>
-    <w:p>
-      <w:pPr>
-        <w:numPr>
-          <w:ilvl w:val="0"/>
-          <w:numId w:val="219"/>
-        </w:numPr>
-      </w:pPr>
-      <w:r>
-        <w:t>encryption failure </w:t>
-      </w:r>
-    </w:p>
-    <w:p>
-      <w:pPr>
-        <w:numPr>
-          <w:ilvl w:val="0"/>
-          <w:numId w:val="220"/>
-        </w:numPr>
-      </w:pPr>
-      <w:r>
-        <w:t>HMAC failure </w:t>
-      </w:r>
-    </w:p>
-    <w:p>
-      <w:pPr>
-        <w:numPr>
-          <w:ilvl w:val="0"/>
-          <w:numId w:val="221"/>
-        </w:numPr>
-      </w:pPr>
-      <w:r>
-        <w:t>disconnect during send </w:t>
-      </w:r>
-    </w:p>
-    <w:p>
-      <w:r>
-        <w:t> </w:t>
-      </w:r>
-    </w:p>
-    <w:p>
-      <w:r>
-        <w:t>Server </w:t>
-      </w:r>
-    </w:p>
-    <w:p>
-      <w:pPr>
-        <w:numPr>
-          <w:ilvl w:val="0"/>
-          <w:numId w:val="222"/>
-        </w:numPr>
-      </w:pPr>
-      <w:proofErr w:type="spellStart"/>
-      <w:r>
-        <w:rPr>
-          <w:i/>
-          <w:iCs/>
-        </w:rPr>
-        <w:t>ServerTransportManager.receive_client_packet</w:t>
-      </w:r>
-      <w:proofErr w:type="spellEnd"/>
-      <w:r>
-        <w:rPr>
-          <w:i/>
-          <w:iCs/>
-        </w:rPr>
-        <w:t>(</w:t>
-      </w:r>
-      <w:proofErr w:type="spellStart"/>
-      <w:r>
-        <w:rPr>
-          <w:i/>
-          <w:iCs/>
-        </w:rPr>
-        <w:t>connection_id</w:t>
-      </w:r>
-      <w:proofErr w:type="spellEnd"/>
-      <w:r>
-        <w:rPr>
-          <w:i/>
-          <w:iCs/>
-        </w:rPr>
-        <w:t>)</w:t>
-      </w:r>
-      <w:r>
-        <w:t> </w:t>
-      </w:r>
-    </w:p>
-    <w:p>
-      <w:pPr>
-        <w:numPr>
-          <w:ilvl w:val="0"/>
-          <w:numId w:val="223"/>
-        </w:numPr>
-      </w:pPr>
-      <w:proofErr w:type="spellStart"/>
-      <w:r>
-        <w:rPr>
-          <w:i/>
-          <w:iCs/>
-        </w:rPr>
-        <w:t>ServerTransportManager.dispatch_incoming_</w:t>
-      </w:r>
-      <w:proofErr w:type="gramStart"/>
-      <w:r>
-        <w:rPr>
-          <w:i/>
-          <w:iCs/>
-        </w:rPr>
-        <w:t>packet</w:t>
-      </w:r>
-      <w:proofErr w:type="spellEnd"/>
-      <w:r>
-        <w:rPr>
-          <w:i/>
-          <w:iCs/>
-        </w:rPr>
-        <w:t>(</w:t>
-      </w:r>
-      <w:proofErr w:type="spellStart"/>
-      <w:proofErr w:type="gramEnd"/>
-      <w:r>
-        <w:rPr>
-          <w:i/>
-          <w:iCs/>
-        </w:rPr>
-        <w:t>connection_id</w:t>
-      </w:r>
-      <w:proofErr w:type="spellEnd"/>
-      <w:r>
-        <w:rPr>
-          <w:i/>
-          <w:iCs/>
-        </w:rPr>
-        <w:t>, packet)</w:t>
-      </w:r>
-      <w:r>
-        <w:t> </w:t>
-      </w:r>
-    </w:p>
-    <w:p>
-      <w:pPr>
-        <w:numPr>
-          <w:ilvl w:val="0"/>
-          <w:numId w:val="224"/>
-        </w:numPr>
-      </w:pPr>
-      <w:proofErr w:type="spellStart"/>
-      <w:r>
-        <w:rPr>
-          <w:i/>
-          <w:iCs/>
-        </w:rPr>
-        <w:t>MessageRelayService.relay_secure_</w:t>
-      </w:r>
-      <w:proofErr w:type="gramStart"/>
-      <w:r>
-        <w:rPr>
-          <w:i/>
-          <w:iCs/>
-        </w:rPr>
-        <w:t>packet</w:t>
-      </w:r>
-      <w:proofErr w:type="spellEnd"/>
-      <w:r>
-        <w:rPr>
-          <w:i/>
-          <w:iCs/>
-        </w:rPr>
-        <w:t>(</w:t>
-      </w:r>
-      <w:proofErr w:type="gramEnd"/>
-      <w:r>
-        <w:rPr>
-          <w:i/>
-          <w:iCs/>
-        </w:rPr>
-        <w:t>)</w:t>
-      </w:r>
-      <w:r>
-        <w:t> </w:t>
-      </w:r>
-    </w:p>
-    <w:p>
-      <w:pPr>
-        <w:numPr>
-          <w:ilvl w:val="0"/>
-          <w:numId w:val="225"/>
-        </w:numPr>
-      </w:pPr>
-      <w:proofErr w:type="spellStart"/>
-      <w:r>
-        <w:rPr>
-          <w:i/>
-          <w:iCs/>
-        </w:rPr>
-        <w:t>MessageRelayService.validate_sender_for_</w:t>
-      </w:r>
-      <w:proofErr w:type="gramStart"/>
-      <w:r>
-        <w:rPr>
-          <w:i/>
-          <w:iCs/>
-        </w:rPr>
-        <w:t>routing</w:t>
-      </w:r>
-      <w:proofErr w:type="spellEnd"/>
-      <w:r>
-        <w:rPr>
-          <w:i/>
-          <w:iCs/>
-        </w:rPr>
-        <w:t>(</w:t>
-      </w:r>
-      <w:proofErr w:type="gramEnd"/>
-      <w:r>
-        <w:rPr>
-          <w:i/>
-          <w:iCs/>
-        </w:rPr>
-        <w:t>)</w:t>
-      </w:r>
-      <w:r>
-        <w:t> </w:t>
-      </w:r>
-    </w:p>
-    <w:p>
-      <w:pPr>
-        <w:numPr>
-          <w:ilvl w:val="0"/>
-          <w:numId w:val="226"/>
-        </w:numPr>
-      </w:pPr>
-      <w:proofErr w:type="spellStart"/>
-      <w:r>
-        <w:rPr>
-          <w:i/>
-          <w:iCs/>
-        </w:rPr>
-        <w:lastRenderedPageBreak/>
-        <w:t>MessageRelayService.resolve_channel_</w:t>
-      </w:r>
-      <w:proofErr w:type="gramStart"/>
-      <w:r>
-        <w:rPr>
-          <w:i/>
-          <w:iCs/>
-        </w:rPr>
-        <w:t>recipients</w:t>
-      </w:r>
-      <w:proofErr w:type="spellEnd"/>
-      <w:r>
-        <w:rPr>
-          <w:i/>
-          <w:iCs/>
-        </w:rPr>
-        <w:t>(</w:t>
-      </w:r>
-      <w:proofErr w:type="gramEnd"/>
-      <w:r>
-        <w:rPr>
-          <w:i/>
-          <w:iCs/>
-        </w:rPr>
-        <w:t>)</w:t>
-      </w:r>
-      <w:r>
-        <w:t> </w:t>
-      </w:r>
-    </w:p>
-    <w:p>
-      <w:pPr>
-        <w:numPr>
-          <w:ilvl w:val="0"/>
-          <w:numId w:val="227"/>
-        </w:numPr>
-      </w:pPr>
-      <w:proofErr w:type="spellStart"/>
-      <w:r>
-        <w:rPr>
-          <w:i/>
-          <w:iCs/>
-        </w:rPr>
-        <w:t>MessageRelayService.broadcast_packet_</w:t>
-      </w:r>
-      <w:proofErr w:type="gramStart"/>
-      <w:r>
-        <w:rPr>
-          <w:i/>
-          <w:iCs/>
-        </w:rPr>
-        <w:t>unchanged</w:t>
-      </w:r>
-      <w:proofErr w:type="spellEnd"/>
-      <w:r>
-        <w:rPr>
-          <w:i/>
-          <w:iCs/>
-        </w:rPr>
-        <w:t>(</w:t>
-      </w:r>
-      <w:proofErr w:type="gramEnd"/>
-      <w:r>
-        <w:rPr>
-          <w:i/>
-          <w:iCs/>
-        </w:rPr>
-        <w:t>)</w:t>
-      </w:r>
-      <w:r>
-        <w:t> </w:t>
-      </w:r>
-    </w:p>
-    <w:p>
-      <w:pPr>
-        <w:numPr>
-          <w:ilvl w:val="0"/>
-          <w:numId w:val="228"/>
-        </w:numPr>
-      </w:pPr>
-      <w:proofErr w:type="spellStart"/>
-      <w:r>
-        <w:rPr>
-          <w:i/>
-          <w:iCs/>
-        </w:rPr>
-        <w:t>ServerTransportManager.broadcast_packet_to_recipients</w:t>
-      </w:r>
-      <w:proofErr w:type="spellEnd"/>
-      <w:r>
-        <w:rPr>
-          <w:i/>
-          <w:iCs/>
-        </w:rPr>
-        <w:t>(...)</w:t>
-      </w:r>
-      <w:r>
-        <w:t> </w:t>
-      </w:r>
-    </w:p>
-    <w:p>
-      <w:r>
-        <w:t>No decrypt / no HMAC verify on server according to the flowchart. </w:t>
-      </w:r>
-    </w:p>
-    <w:p>
-      <w:r>
-        <w:t> </w:t>
-      </w:r>
-    </w:p>
-    <w:p>
-      <w:r>
-        <w:t>Recipient clients (including sender) </w:t>
-      </w:r>
-    </w:p>
-    <w:p>
-      <w:pPr>
-        <w:numPr>
-          <w:ilvl w:val="0"/>
-          <w:numId w:val="229"/>
+          <w:numId w:val="259"/>
         </w:numPr>
       </w:pPr>
       <w:proofErr w:type="spellStart"/>
@@ -7366,7 +7468,7 @@
       <w:pPr>
         <w:numPr>
           <w:ilvl w:val="0"/>
-          <w:numId w:val="230"/>
+          <w:numId w:val="260"/>
         </w:numPr>
       </w:pPr>
       <w:proofErr w:type="spellStart"/>
@@ -7393,7 +7495,7 @@
       <w:pPr>
         <w:numPr>
           <w:ilvl w:val="0"/>
-          <w:numId w:val="231"/>
+          <w:numId w:val="261"/>
         </w:numPr>
       </w:pPr>
       <w:proofErr w:type="spellStart"/>
@@ -7420,88 +7522,7 @@
       <w:pPr>
         <w:numPr>
           <w:ilvl w:val="0"/>
-          <w:numId w:val="232"/>
-        </w:numPr>
-      </w:pPr>
-      <w:proofErr w:type="spellStart"/>
-      <w:r>
-        <w:rPr>
-          <w:i/>
-          <w:iCs/>
-        </w:rPr>
-        <w:t>ChannelKeyStore.retrieve_channel_</w:t>
-      </w:r>
-      <w:proofErr w:type="gramStart"/>
-      <w:r>
-        <w:rPr>
-          <w:i/>
-          <w:iCs/>
-        </w:rPr>
-        <w:t>keys</w:t>
-      </w:r>
-      <w:proofErr w:type="spellEnd"/>
-      <w:r>
-        <w:rPr>
-          <w:i/>
-          <w:iCs/>
-        </w:rPr>
-        <w:t>(</w:t>
-      </w:r>
-      <w:proofErr w:type="gramEnd"/>
-      <w:r>
-        <w:rPr>
-          <w:i/>
-          <w:iCs/>
-        </w:rPr>
-        <w:t>)</w:t>
-      </w:r>
-      <w:r>
-        <w:t> </w:t>
-      </w:r>
-    </w:p>
-    <w:p>
-      <w:pPr>
-        <w:numPr>
-          <w:ilvl w:val="0"/>
-          <w:numId w:val="233"/>
-        </w:numPr>
-      </w:pPr>
-      <w:proofErr w:type="spellStart"/>
-      <w:r>
-        <w:rPr>
-          <w:i/>
-          <w:iCs/>
-        </w:rPr>
-        <w:t>ClientCryptoService.verify_integrity_value</w:t>
-      </w:r>
-      <w:proofErr w:type="spellEnd"/>
-      <w:r>
-        <w:rPr>
-          <w:i/>
-          <w:iCs/>
-        </w:rPr>
-        <w:t>(...)</w:t>
-      </w:r>
-      <w:r>
-        <w:t> </w:t>
-      </w:r>
-    </w:p>
-    <w:p>
-      <w:pPr>
-        <w:numPr>
-          <w:ilvl w:val="0"/>
-          <w:numId w:val="234"/>
-        </w:numPr>
-      </w:pPr>
-      <w:r>
-        <w:t>if valid: </w:t>
-      </w:r>
-    </w:p>
-    <w:p>
-      <w:pPr>
-        <w:numPr>
-          <w:ilvl w:val="0"/>
-          <w:numId w:val="235"/>
+          <w:numId w:val="262"/>
         </w:numPr>
       </w:pPr>
       <w:proofErr w:type="spellStart"/>
@@ -7528,7 +7549,7 @@
       <w:pPr>
         <w:numPr>
           <w:ilvl w:val="0"/>
-          <w:numId w:val="236"/>
+          <w:numId w:val="263"/>
         </w:numPr>
       </w:pPr>
       <w:proofErr w:type="spellStart"/>
@@ -7537,7 +7558,7 @@
           <w:i/>
           <w:iCs/>
         </w:rPr>
-        <w:t>ClientCryptoService.decrypt_incoming_message</w:t>
+        <w:t>IncomingMessageProcessor.deliver_plaintext_message</w:t>
       </w:r>
       <w:proofErr w:type="spellEnd"/>
       <w:r>
@@ -7545,7 +7566,7 @@
           <w:i/>
           <w:iCs/>
         </w:rPr>
-        <w:t>(...)</w:t>
+        <w:t>()</w:t>
       </w:r>
       <w:r>
         <w:t> </w:t>
@@ -7555,18 +7576,7 @@
       <w:pPr>
         <w:numPr>
           <w:ilvl w:val="0"/>
-          <w:numId w:val="237"/>
-        </w:numPr>
-      </w:pPr>
-      <w:r>
-        <w:t>if decrypt succeeds: </w:t>
-      </w:r>
-    </w:p>
-    <w:p>
-      <w:pPr>
-        <w:numPr>
-          <w:ilvl w:val="0"/>
-          <w:numId w:val="238"/>
+          <w:numId w:val="264"/>
         </w:numPr>
       </w:pPr>
       <w:proofErr w:type="spellStart"/>
@@ -7575,976 +7585,15 @@
           <w:i/>
           <w:iCs/>
         </w:rPr>
-        <w:t>IncomingMessageProcessor.deliver_plaintext_</w:t>
-      </w:r>
-      <w:proofErr w:type="gramStart"/>
+        <w:t>IncomingMessageProcessor.reject_incoming_packet</w:t>
+      </w:r>
+      <w:proofErr w:type="spellEnd"/>
       <w:r>
         <w:rPr>
           <w:i/>
           <w:iCs/>
         </w:rPr>
-        <w:t>message</w:t>
-      </w:r>
-      <w:proofErr w:type="spellEnd"/>
-      <w:r>
-        <w:rPr>
-          <w:i/>
-          <w:iCs/>
-        </w:rPr>
-        <w:t>(</w:t>
-      </w:r>
-      <w:proofErr w:type="gramEnd"/>
-      <w:r>
-        <w:rPr>
-          <w:i/>
-          <w:iCs/>
-        </w:rPr>
-        <w:t>)</w:t>
-      </w:r>
-      <w:r>
-        <w:t> </w:t>
-      </w:r>
-    </w:p>
-    <w:p>
-      <w:pPr>
-        <w:numPr>
-          <w:ilvl w:val="0"/>
-          <w:numId w:val="239"/>
-        </w:numPr>
-      </w:pPr>
-      <w:r>
-        <w:t>else: </w:t>
-      </w:r>
-    </w:p>
-    <w:p>
-      <w:pPr>
-        <w:numPr>
-          <w:ilvl w:val="0"/>
-          <w:numId w:val="240"/>
-        </w:numPr>
-      </w:pPr>
-      <w:proofErr w:type="spellStart"/>
-      <w:r>
-        <w:rPr>
-          <w:i/>
-          <w:iCs/>
-        </w:rPr>
-        <w:t>IncomingMessageProcessor.reject_incoming_</w:t>
-      </w:r>
-      <w:proofErr w:type="gramStart"/>
-      <w:r>
-        <w:rPr>
-          <w:i/>
-          <w:iCs/>
-        </w:rPr>
-        <w:t>packet</w:t>
-      </w:r>
-      <w:proofErr w:type="spellEnd"/>
-      <w:r>
-        <w:rPr>
-          <w:i/>
-          <w:iCs/>
-        </w:rPr>
-        <w:t>(</w:t>
-      </w:r>
-      <w:proofErr w:type="gramEnd"/>
-      <w:r>
-        <w:rPr>
-          <w:i/>
-          <w:iCs/>
-        </w:rPr>
-        <w:t>)</w:t>
-      </w:r>
-      <w:r>
-        <w:t> </w:t>
-      </w:r>
-    </w:p>
-    <w:p>
-      <w:r>
-        <w:t> </w:t>
-      </w:r>
-    </w:p>
-    <w:p>
-      <w:r>
-        <w:t>GUI / System </w:t>
-      </w:r>
-    </w:p>
-    <w:p>
-      <w:pPr>
-        <w:numPr>
-          <w:ilvl w:val="0"/>
-          <w:numId w:val="241"/>
-        </w:numPr>
-      </w:pPr>
-      <w:proofErr w:type="spellStart"/>
-      <w:r>
-        <w:rPr>
-          <w:i/>
-          <w:iCs/>
-        </w:rPr>
-        <w:t>ClientAppCoordinator.open_message_flow_</w:t>
-      </w:r>
-      <w:proofErr w:type="gramStart"/>
-      <w:r>
-        <w:rPr>
-          <w:i/>
-          <w:iCs/>
-        </w:rPr>
-        <w:t>view</w:t>
-      </w:r>
-      <w:proofErr w:type="spellEnd"/>
-      <w:r>
-        <w:rPr>
-          <w:i/>
-          <w:iCs/>
-        </w:rPr>
-        <w:t>(</w:t>
-      </w:r>
-      <w:proofErr w:type="gramEnd"/>
-      <w:r>
-        <w:rPr>
-          <w:i/>
-          <w:iCs/>
-        </w:rPr>
-        <w:t>)</w:t>
-      </w:r>
-      <w:r>
-        <w:t> </w:t>
-      </w:r>
-    </w:p>
-    <w:p>
-      <w:pPr>
-        <w:numPr>
-          <w:ilvl w:val="0"/>
-          <w:numId w:val="242"/>
-        </w:numPr>
-      </w:pPr>
-      <w:r>
-        <w:t>optional server GUI / monitoring update </w:t>
-      </w:r>
-    </w:p>
-    <w:p>
-      <w:r>
-        <w:t>Maps to: </w:t>
-      </w:r>
-    </w:p>
-    <w:p>
-      <w:pPr>
-        <w:numPr>
-          <w:ilvl w:val="0"/>
-          <w:numId w:val="243"/>
-        </w:numPr>
-      </w:pPr>
-      <w:r>
-        <w:t>“Update message-flow visibility in client and server GUIs” </w:t>
-      </w:r>
-    </w:p>
-    <w:p>
-      <w:r>
-        <w:t> </w:t>
-      </w:r>
-    </w:p>
-    <w:p>
-      <w:r>
-        <w:t>7) Very short implementation checklist </w:t>
-      </w:r>
-    </w:p>
-    <w:p>
-      <w:r>
-        <w:lastRenderedPageBreak/>
-        <w:t>If you want the shortest possible version: </w:t>
-      </w:r>
-    </w:p>
-    <w:p>
-      <w:r>
-        <w:t> </w:t>
-      </w:r>
-    </w:p>
-    <w:p>
-      <w:r>
-        <w:t>Sender side </w:t>
-      </w:r>
-    </w:p>
-    <w:p>
-      <w:pPr>
-        <w:numPr>
-          <w:ilvl w:val="0"/>
-          <w:numId w:val="244"/>
-        </w:numPr>
-      </w:pPr>
-      <w:proofErr w:type="spellStart"/>
-      <w:r>
-        <w:rPr>
-          <w:i/>
-          <w:iCs/>
-        </w:rPr>
-        <w:t>SecureMessageSender.validate_send_readiness</w:t>
-      </w:r>
-      <w:proofErr w:type="spellEnd"/>
-      <w:r>
-        <w:rPr>
-          <w:i/>
-          <w:iCs/>
-        </w:rPr>
-        <w:t>(</w:t>
-      </w:r>
-      <w:proofErr w:type="spellStart"/>
-      <w:r>
-        <w:rPr>
-          <w:i/>
-          <w:iCs/>
-        </w:rPr>
-        <w:t>session_manager</w:t>
-      </w:r>
-      <w:proofErr w:type="spellEnd"/>
-      <w:r>
-        <w:rPr>
-          <w:i/>
-          <w:iCs/>
-        </w:rPr>
-        <w:t>)</w:t>
-      </w:r>
-      <w:r>
-        <w:t> </w:t>
-      </w:r>
-    </w:p>
-    <w:p>
-      <w:pPr>
-        <w:numPr>
-          <w:ilvl w:val="0"/>
-          <w:numId w:val="245"/>
-        </w:numPr>
-      </w:pPr>
-      <w:proofErr w:type="spellStart"/>
-      <w:r>
-        <w:rPr>
-          <w:i/>
-          <w:iCs/>
-        </w:rPr>
-        <w:t>SecureMessageSender.validate_message_</w:t>
-      </w:r>
-      <w:proofErr w:type="gramStart"/>
-      <w:r>
-        <w:rPr>
-          <w:i/>
-          <w:iCs/>
-        </w:rPr>
-        <w:t>content</w:t>
-      </w:r>
-      <w:proofErr w:type="spellEnd"/>
-      <w:r>
-        <w:rPr>
-          <w:i/>
-          <w:iCs/>
-        </w:rPr>
-        <w:t>(</w:t>
-      </w:r>
-      <w:proofErr w:type="gramEnd"/>
-      <w:r>
-        <w:rPr>
-          <w:i/>
-          <w:iCs/>
-        </w:rPr>
-        <w:t>)</w:t>
-      </w:r>
-      <w:r>
-        <w:t> </w:t>
-      </w:r>
-    </w:p>
-    <w:p>
-      <w:pPr>
-        <w:numPr>
-          <w:ilvl w:val="0"/>
-          <w:numId w:val="246"/>
-        </w:numPr>
-      </w:pPr>
-      <w:proofErr w:type="spellStart"/>
-      <w:r>
-        <w:rPr>
-          <w:i/>
-          <w:iCs/>
-        </w:rPr>
-        <w:t>SecureMessageSender.prepare_outgoing_</w:t>
-      </w:r>
-      <w:proofErr w:type="gramStart"/>
-      <w:r>
-        <w:rPr>
-          <w:i/>
-          <w:iCs/>
-        </w:rPr>
-        <w:t>plaintext</w:t>
-      </w:r>
-      <w:proofErr w:type="spellEnd"/>
-      <w:r>
-        <w:rPr>
-          <w:i/>
-          <w:iCs/>
-        </w:rPr>
-        <w:t>(</w:t>
-      </w:r>
-      <w:proofErr w:type="gramEnd"/>
-      <w:r>
-        <w:rPr>
-          <w:i/>
-          <w:iCs/>
-        </w:rPr>
-        <w:t>)</w:t>
-      </w:r>
-      <w:r>
-        <w:t> </w:t>
-      </w:r>
-    </w:p>
-    <w:p>
-      <w:pPr>
-        <w:numPr>
-          <w:ilvl w:val="0"/>
-          <w:numId w:val="247"/>
-        </w:numPr>
-      </w:pPr>
-      <w:proofErr w:type="spellStart"/>
-      <w:r>
-        <w:rPr>
-          <w:i/>
-          <w:iCs/>
-        </w:rPr>
-        <w:t>SecureMessageSender.secure_</w:t>
-      </w:r>
-      <w:proofErr w:type="gramStart"/>
-      <w:r>
-        <w:rPr>
-          <w:i/>
-          <w:iCs/>
-        </w:rPr>
-        <w:t>packet</w:t>
-      </w:r>
-      <w:proofErr w:type="spellEnd"/>
-      <w:r>
-        <w:rPr>
-          <w:i/>
-          <w:iCs/>
-        </w:rPr>
-        <w:t>(</w:t>
-      </w:r>
-      <w:proofErr w:type="gramEnd"/>
-      <w:r>
-        <w:rPr>
-          <w:i/>
-          <w:iCs/>
-        </w:rPr>
-        <w:t>)</w:t>
-      </w:r>
-      <w:r>
-        <w:t> </w:t>
-      </w:r>
-    </w:p>
-    <w:p>
-      <w:pPr>
-        <w:numPr>
-          <w:ilvl w:val="0"/>
-          <w:numId w:val="248"/>
-        </w:numPr>
-      </w:pPr>
-      <w:proofErr w:type="spellStart"/>
-      <w:r>
-        <w:rPr>
-          <w:i/>
-          <w:iCs/>
-        </w:rPr>
-        <w:t>SecureMessageSender.send_secure_</w:t>
-      </w:r>
-      <w:proofErr w:type="gramStart"/>
-      <w:r>
-        <w:rPr>
-          <w:i/>
-          <w:iCs/>
-        </w:rPr>
-        <w:t>message</w:t>
-      </w:r>
-      <w:proofErr w:type="spellEnd"/>
-      <w:r>
-        <w:rPr>
-          <w:i/>
-          <w:iCs/>
-        </w:rPr>
-        <w:t>(</w:t>
-      </w:r>
-      <w:proofErr w:type="gramEnd"/>
-      <w:r>
-        <w:rPr>
-          <w:i/>
-          <w:iCs/>
-        </w:rPr>
-        <w:t>)</w:t>
-      </w:r>
-      <w:r>
-        <w:t> </w:t>
-      </w:r>
-    </w:p>
-    <w:p>
-      <w:pPr>
-        <w:numPr>
-          <w:ilvl w:val="0"/>
-          <w:numId w:val="249"/>
-        </w:numPr>
-      </w:pPr>
-      <w:proofErr w:type="spellStart"/>
-      <w:r>
-        <w:rPr>
-          <w:i/>
-          <w:iCs/>
-        </w:rPr>
-        <w:t>ClientCryptoService.encrypt_secure_message</w:t>
-      </w:r>
-      <w:proofErr w:type="spellEnd"/>
-      <w:r>
-        <w:rPr>
-          <w:i/>
-          <w:iCs/>
-        </w:rPr>
-        <w:t>(...)</w:t>
-      </w:r>
-      <w:r>
-        <w:t> </w:t>
-      </w:r>
-    </w:p>
-    <w:p>
-      <w:pPr>
-        <w:numPr>
-          <w:ilvl w:val="0"/>
-          <w:numId w:val="250"/>
-        </w:numPr>
-      </w:pPr>
-      <w:proofErr w:type="spellStart"/>
-      <w:r>
-        <w:rPr>
-          <w:i/>
-          <w:iCs/>
-        </w:rPr>
-        <w:t>ClientCryptoService.compute_integrity_value</w:t>
-      </w:r>
-      <w:proofErr w:type="spellEnd"/>
-      <w:r>
-        <w:rPr>
-          <w:i/>
-          <w:iCs/>
-        </w:rPr>
-        <w:t>(...)</w:t>
-      </w:r>
-      <w:r>
-        <w:t> </w:t>
-      </w:r>
-    </w:p>
-    <w:p>
-      <w:pPr>
-        <w:numPr>
-          <w:ilvl w:val="0"/>
-          <w:numId w:val="251"/>
-        </w:numPr>
-      </w:pPr>
-      <w:proofErr w:type="spellStart"/>
-      <w:r>
-        <w:rPr>
-          <w:i/>
-          <w:iCs/>
-        </w:rPr>
-        <w:t>ChannelKeyStore.retrieve_channel_</w:t>
-      </w:r>
-      <w:proofErr w:type="gramStart"/>
-      <w:r>
-        <w:rPr>
-          <w:i/>
-          <w:iCs/>
-        </w:rPr>
-        <w:t>keys</w:t>
-      </w:r>
-      <w:proofErr w:type="spellEnd"/>
-      <w:r>
-        <w:rPr>
-          <w:i/>
-          <w:iCs/>
-        </w:rPr>
-        <w:t>(</w:t>
-      </w:r>
-      <w:proofErr w:type="gramEnd"/>
-      <w:r>
-        <w:rPr>
-          <w:i/>
-          <w:iCs/>
-        </w:rPr>
-        <w:t>)</w:t>
-      </w:r>
-      <w:r>
-        <w:t> </w:t>
-      </w:r>
-    </w:p>
-    <w:p>
-      <w:r>
-        <w:t>Server side </w:t>
-      </w:r>
-    </w:p>
-    <w:p>
-      <w:pPr>
-        <w:numPr>
-          <w:ilvl w:val="0"/>
-          <w:numId w:val="252"/>
-        </w:numPr>
-      </w:pPr>
-      <w:proofErr w:type="spellStart"/>
-      <w:r>
-        <w:rPr>
-          <w:i/>
-          <w:iCs/>
-        </w:rPr>
-        <w:t>MessageRelayService.validate_sender_for_</w:t>
-      </w:r>
-      <w:proofErr w:type="gramStart"/>
-      <w:r>
-        <w:rPr>
-          <w:i/>
-          <w:iCs/>
-        </w:rPr>
-        <w:t>routing</w:t>
-      </w:r>
-      <w:proofErr w:type="spellEnd"/>
-      <w:r>
-        <w:rPr>
-          <w:i/>
-          <w:iCs/>
-        </w:rPr>
-        <w:t>(</w:t>
-      </w:r>
-      <w:proofErr w:type="gramEnd"/>
-      <w:r>
-        <w:rPr>
-          <w:i/>
-          <w:iCs/>
-        </w:rPr>
-        <w:t>)</w:t>
-      </w:r>
-      <w:r>
-        <w:t> </w:t>
-      </w:r>
-    </w:p>
-    <w:p>
-      <w:pPr>
-        <w:numPr>
-          <w:ilvl w:val="0"/>
-          <w:numId w:val="253"/>
-        </w:numPr>
-      </w:pPr>
-      <w:proofErr w:type="spellStart"/>
-      <w:r>
-        <w:rPr>
-          <w:i/>
-          <w:iCs/>
-        </w:rPr>
-        <w:t>MessageRelayService.resolve_channel_</w:t>
-      </w:r>
-      <w:proofErr w:type="gramStart"/>
-      <w:r>
-        <w:rPr>
-          <w:i/>
-          <w:iCs/>
-        </w:rPr>
-        <w:t>recipients</w:t>
-      </w:r>
-      <w:proofErr w:type="spellEnd"/>
-      <w:r>
-        <w:rPr>
-          <w:i/>
-          <w:iCs/>
-        </w:rPr>
-        <w:t>(</w:t>
-      </w:r>
-      <w:proofErr w:type="gramEnd"/>
-      <w:r>
-        <w:rPr>
-          <w:i/>
-          <w:iCs/>
-        </w:rPr>
-        <w:t>)</w:t>
-      </w:r>
-      <w:r>
-        <w:t> </w:t>
-      </w:r>
-    </w:p>
-    <w:p>
-      <w:pPr>
-        <w:numPr>
-          <w:ilvl w:val="0"/>
-          <w:numId w:val="254"/>
-        </w:numPr>
-      </w:pPr>
-      <w:proofErr w:type="spellStart"/>
-      <w:r>
-        <w:rPr>
-          <w:i/>
-          <w:iCs/>
-        </w:rPr>
-        <w:t>MessageRelayService.relay_secure_</w:t>
-      </w:r>
-      <w:proofErr w:type="gramStart"/>
-      <w:r>
-        <w:rPr>
-          <w:i/>
-          <w:iCs/>
-        </w:rPr>
-        <w:t>packet</w:t>
-      </w:r>
-      <w:proofErr w:type="spellEnd"/>
-      <w:r>
-        <w:rPr>
-          <w:i/>
-          <w:iCs/>
-        </w:rPr>
-        <w:t>(</w:t>
-      </w:r>
-      <w:proofErr w:type="gramEnd"/>
-      <w:r>
-        <w:rPr>
-          <w:i/>
-          <w:iCs/>
-        </w:rPr>
-        <w:t>)</w:t>
-      </w:r>
-      <w:r>
-        <w:t> </w:t>
-      </w:r>
-    </w:p>
-    <w:p>
-      <w:pPr>
-        <w:numPr>
-          <w:ilvl w:val="0"/>
-          <w:numId w:val="255"/>
-        </w:numPr>
-      </w:pPr>
-      <w:proofErr w:type="spellStart"/>
-      <w:r>
-        <w:rPr>
-          <w:i/>
-          <w:iCs/>
-        </w:rPr>
-        <w:t>MessageRelayService.broadcast_packet_</w:t>
-      </w:r>
-      <w:proofErr w:type="gramStart"/>
-      <w:r>
-        <w:rPr>
-          <w:i/>
-          <w:iCs/>
-        </w:rPr>
-        <w:t>unchanged</w:t>
-      </w:r>
-      <w:proofErr w:type="spellEnd"/>
-      <w:r>
-        <w:rPr>
-          <w:i/>
-          <w:iCs/>
-        </w:rPr>
-        <w:t>(</w:t>
-      </w:r>
-      <w:proofErr w:type="gramEnd"/>
-      <w:r>
-        <w:rPr>
-          <w:i/>
-          <w:iCs/>
-        </w:rPr>
-        <w:t>)</w:t>
-      </w:r>
-      <w:r>
-        <w:t> </w:t>
-      </w:r>
-    </w:p>
-    <w:p>
-      <w:pPr>
-        <w:numPr>
-          <w:ilvl w:val="0"/>
-          <w:numId w:val="256"/>
-        </w:numPr>
-      </w:pPr>
-      <w:proofErr w:type="spellStart"/>
-      <w:r>
-        <w:rPr>
-          <w:i/>
-          <w:iCs/>
-        </w:rPr>
-        <w:t>ServerSessionManager.get_session_by_identifier</w:t>
-      </w:r>
-      <w:proofErr w:type="spellEnd"/>
-      <w:r>
-        <w:rPr>
-          <w:i/>
-          <w:iCs/>
-        </w:rPr>
-        <w:t>(</w:t>
-      </w:r>
-      <w:proofErr w:type="spellStart"/>
-      <w:r>
-        <w:rPr>
-          <w:i/>
-          <w:iCs/>
-        </w:rPr>
-        <w:t>connection_id</w:t>
-      </w:r>
-      <w:proofErr w:type="spellEnd"/>
-      <w:r>
-        <w:rPr>
-          <w:i/>
-          <w:iCs/>
-        </w:rPr>
-        <w:t>)</w:t>
-      </w:r>
-      <w:r>
-        <w:t> </w:t>
-      </w:r>
-    </w:p>
-    <w:p>
-      <w:pPr>
-        <w:numPr>
-          <w:ilvl w:val="0"/>
-          <w:numId w:val="257"/>
-        </w:numPr>
-      </w:pPr>
-      <w:proofErr w:type="spellStart"/>
-      <w:r>
-        <w:rPr>
-          <w:i/>
-          <w:iCs/>
-        </w:rPr>
-        <w:t>ServerSessionManager.resolve_recipients_for_channel</w:t>
-      </w:r>
-      <w:proofErr w:type="spellEnd"/>
-      <w:r>
-        <w:rPr>
-          <w:i/>
-          <w:iCs/>
-        </w:rPr>
-        <w:t>(channel)</w:t>
-      </w:r>
-      <w:r>
-        <w:t> </w:t>
-      </w:r>
-    </w:p>
-    <w:p>
-      <w:pPr>
-        <w:numPr>
-          <w:ilvl w:val="0"/>
-          <w:numId w:val="258"/>
-        </w:numPr>
-      </w:pPr>
-      <w:proofErr w:type="spellStart"/>
-      <w:r>
-        <w:rPr>
-          <w:i/>
-          <w:iCs/>
-        </w:rPr>
-        <w:t>ServerTransportManager.broadcast_packet_to_recipients</w:t>
-      </w:r>
-      <w:proofErr w:type="spellEnd"/>
-      <w:r>
-        <w:rPr>
-          <w:i/>
-          <w:iCs/>
-        </w:rPr>
-        <w:t>(...)</w:t>
-      </w:r>
-      <w:r>
-        <w:t> </w:t>
-      </w:r>
-    </w:p>
-    <w:p>
-      <w:r>
-        <w:t>Recipient side </w:t>
-      </w:r>
-    </w:p>
-    <w:p>
-      <w:pPr>
-        <w:numPr>
-          <w:ilvl w:val="0"/>
-          <w:numId w:val="259"/>
-        </w:numPr>
-      </w:pPr>
-      <w:proofErr w:type="spellStart"/>
-      <w:r>
-        <w:rPr>
-          <w:i/>
-          <w:iCs/>
-        </w:rPr>
-        <w:t>IncomingMessageProcessor.handle_incoming_packet</w:t>
-      </w:r>
-      <w:proofErr w:type="spellEnd"/>
-      <w:r>
-        <w:rPr>
-          <w:i/>
-          <w:iCs/>
-        </w:rPr>
-        <w:t>(packet)</w:t>
-      </w:r>
-      <w:r>
-        <w:t> </w:t>
-      </w:r>
-    </w:p>
-    <w:p>
-      <w:pPr>
-        <w:numPr>
-          <w:ilvl w:val="0"/>
-          <w:numId w:val="260"/>
-        </w:numPr>
-      </w:pPr>
-      <w:proofErr w:type="spellStart"/>
-      <w:r>
-        <w:rPr>
-          <w:i/>
-          <w:iCs/>
-        </w:rPr>
-        <w:t>IncomingMessageProcessor.parse_secure_packet</w:t>
-      </w:r>
-      <w:proofErr w:type="spellEnd"/>
-      <w:r>
-        <w:rPr>
-          <w:i/>
-          <w:iCs/>
-        </w:rPr>
-        <w:t>(packet)</w:t>
-      </w:r>
-      <w:r>
-        <w:t> </w:t>
-      </w:r>
-    </w:p>
-    <w:p>
-      <w:pPr>
-        <w:numPr>
-          <w:ilvl w:val="0"/>
-          <w:numId w:val="261"/>
-        </w:numPr>
-      </w:pPr>
-      <w:proofErr w:type="spellStart"/>
-      <w:r>
-        <w:rPr>
-          <w:i/>
-          <w:iCs/>
-        </w:rPr>
-        <w:t>IncomingMessageProcessor.verify_incoming_packet</w:t>
-      </w:r>
-      <w:proofErr w:type="spellEnd"/>
-      <w:r>
-        <w:rPr>
-          <w:i/>
-          <w:iCs/>
-        </w:rPr>
-        <w:t>(packet)</w:t>
-      </w:r>
-      <w:r>
-        <w:t> </w:t>
-      </w:r>
-    </w:p>
-    <w:p>
-      <w:pPr>
-        <w:numPr>
-          <w:ilvl w:val="0"/>
-          <w:numId w:val="262"/>
-        </w:numPr>
-      </w:pPr>
-      <w:proofErr w:type="spellStart"/>
-      <w:r>
-        <w:rPr>
-          <w:i/>
-          <w:iCs/>
-        </w:rPr>
-        <w:t>IncomingMessageProcessor.decrypt_verified_packet</w:t>
-      </w:r>
-      <w:proofErr w:type="spellEnd"/>
-      <w:r>
-        <w:rPr>
-          <w:i/>
-          <w:iCs/>
-        </w:rPr>
-        <w:t>(packet)</w:t>
-      </w:r>
-      <w:r>
-        <w:t> </w:t>
-      </w:r>
-    </w:p>
-    <w:p>
-      <w:pPr>
-        <w:numPr>
-          <w:ilvl w:val="0"/>
-          <w:numId w:val="263"/>
-        </w:numPr>
-      </w:pPr>
-      <w:proofErr w:type="spellStart"/>
-      <w:r>
-        <w:rPr>
-          <w:i/>
-          <w:iCs/>
-        </w:rPr>
-        <w:t>IncomingMessageProcessor.deliver_plaintext_</w:t>
-      </w:r>
-      <w:proofErr w:type="gramStart"/>
-      <w:r>
-        <w:rPr>
-          <w:i/>
-          <w:iCs/>
-        </w:rPr>
-        <w:t>message</w:t>
-      </w:r>
-      <w:proofErr w:type="spellEnd"/>
-      <w:r>
-        <w:rPr>
-          <w:i/>
-          <w:iCs/>
-        </w:rPr>
-        <w:t>(</w:t>
-      </w:r>
-      <w:proofErr w:type="gramEnd"/>
-      <w:r>
-        <w:rPr>
-          <w:i/>
-          <w:iCs/>
-        </w:rPr>
-        <w:t>)</w:t>
-      </w:r>
-      <w:r>
-        <w:t> </w:t>
-      </w:r>
-    </w:p>
-    <w:p>
-      <w:pPr>
-        <w:numPr>
-          <w:ilvl w:val="0"/>
-          <w:numId w:val="264"/>
-        </w:numPr>
-      </w:pPr>
-      <w:proofErr w:type="spellStart"/>
-      <w:r>
-        <w:rPr>
-          <w:i/>
-          <w:iCs/>
-        </w:rPr>
-        <w:t>IncomingMessageProcessor.reject_incoming_</w:t>
-      </w:r>
-      <w:proofErr w:type="gramStart"/>
-      <w:r>
-        <w:rPr>
-          <w:i/>
-          <w:iCs/>
-        </w:rPr>
-        <w:t>packet</w:t>
-      </w:r>
-      <w:proofErr w:type="spellEnd"/>
-      <w:r>
-        <w:rPr>
-          <w:i/>
-          <w:iCs/>
-        </w:rPr>
-        <w:t>(</w:t>
-      </w:r>
-      <w:proofErr w:type="gramEnd"/>
-      <w:r>
-        <w:rPr>
-          <w:i/>
-          <w:iCs/>
-        </w:rPr>
-        <w:t>)</w:t>
+        <w:t>()</w:t>
       </w:r>
       <w:r>
         <w:t> </w:t>
@@ -8736,31 +7785,42 @@
           <w:i/>
           <w:iCs/>
         </w:rPr>
-        <w:t>SecureMessageSender.validate_message_</w:t>
-      </w:r>
-      <w:proofErr w:type="gramStart"/>
+        <w:t>SecureMessageSender.validate_message_content</w:t>
+      </w:r>
+      <w:proofErr w:type="spellEnd"/>
       <w:r>
         <w:rPr>
           <w:i/>
           <w:iCs/>
         </w:rPr>
-        <w:t>content</w:t>
-      </w:r>
-      <w:proofErr w:type="spellEnd"/>
+        <w:t>()</w:t>
+      </w:r>
+      <w:r>
+        <w:t> </w:t>
+      </w:r>
+    </w:p>
+    <w:p>
+      <w:pPr>
+        <w:numPr>
+          <w:ilvl w:val="0"/>
+          <w:numId w:val="270"/>
+        </w:numPr>
+      </w:pPr>
+      <w:proofErr w:type="spellStart"/>
       <w:r>
         <w:rPr>
           <w:i/>
           <w:iCs/>
         </w:rPr>
-        <w:t>(</w:t>
-      </w:r>
-      <w:proofErr w:type="gramEnd"/>
+        <w:t>SecureMessageSender.prepare_outgoing_plaintext</w:t>
+      </w:r>
+      <w:proofErr w:type="spellEnd"/>
       <w:r>
         <w:rPr>
           <w:i/>
           <w:iCs/>
         </w:rPr>
-        <w:t>)</w:t>
+        <w:t>()</w:t>
       </w:r>
       <w:r>
         <w:t> </w:t>
@@ -8770,7 +7830,7 @@
       <w:pPr>
         <w:numPr>
           <w:ilvl w:val="0"/>
-          <w:numId w:val="270"/>
+          <w:numId w:val="271"/>
         </w:numPr>
       </w:pPr>
       <w:proofErr w:type="spellStart"/>
@@ -8779,31 +7839,52 @@
           <w:i/>
           <w:iCs/>
         </w:rPr>
-        <w:t>SecureMessageSender.prepare_outgoing_</w:t>
-      </w:r>
-      <w:proofErr w:type="gramStart"/>
+        <w:t>SecureMessageSender.secure_packet</w:t>
+      </w:r>
+      <w:proofErr w:type="spellEnd"/>
       <w:r>
         <w:rPr>
           <w:i/>
           <w:iCs/>
         </w:rPr>
-        <w:t>plaintext</w:t>
-      </w:r>
-      <w:proofErr w:type="spellEnd"/>
+        <w:t>()</w:t>
+      </w:r>
+      <w:r>
+        <w:t> </w:t>
+      </w:r>
+    </w:p>
+    <w:p>
+      <w:r>
+        <w:t> </w:t>
+      </w:r>
+    </w:p>
+    <w:p>
+      <w:r>
+        <w:t>Phase B — Server relay </w:t>
+      </w:r>
+    </w:p>
+    <w:p>
+      <w:pPr>
+        <w:numPr>
+          <w:ilvl w:val="0"/>
+          <w:numId w:val="272"/>
+        </w:numPr>
+      </w:pPr>
+      <w:proofErr w:type="spellStart"/>
       <w:r>
         <w:rPr>
           <w:i/>
           <w:iCs/>
         </w:rPr>
-        <w:t>(</w:t>
-      </w:r>
-      <w:proofErr w:type="gramEnd"/>
+        <w:t>MessageRelayService.validate_sender_for_routing</w:t>
+      </w:r>
+      <w:proofErr w:type="spellEnd"/>
       <w:r>
         <w:rPr>
           <w:i/>
           <w:iCs/>
         </w:rPr>
-        <w:t>)</w:t>
+        <w:t>()</w:t>
       </w:r>
       <w:r>
         <w:t> </w:t>
@@ -8813,7 +7894,7 @@
       <w:pPr>
         <w:numPr>
           <w:ilvl w:val="0"/>
-          <w:numId w:val="271"/>
+          <w:numId w:val="273"/>
         </w:numPr>
       </w:pPr>
       <w:proofErr w:type="spellStart"/>
@@ -8822,51 +7903,52 @@
           <w:i/>
           <w:iCs/>
         </w:rPr>
-        <w:t>SecureMessageSender.secure_</w:t>
-      </w:r>
-      <w:proofErr w:type="gramStart"/>
+        <w:t>MessageRelayService.resolve_channel_recipients</w:t>
+      </w:r>
+      <w:proofErr w:type="spellEnd"/>
       <w:r>
         <w:rPr>
           <w:i/>
           <w:iCs/>
         </w:rPr>
-        <w:t>packet</w:t>
-      </w:r>
-      <w:proofErr w:type="spellEnd"/>
+        <w:t>()</w:t>
+      </w:r>
+      <w:r>
+        <w:t> </w:t>
+      </w:r>
+    </w:p>
+    <w:p>
+      <w:pPr>
+        <w:numPr>
+          <w:ilvl w:val="0"/>
+          <w:numId w:val="274"/>
+        </w:numPr>
+      </w:pPr>
+      <w:proofErr w:type="spellStart"/>
       <w:r>
         <w:rPr>
           <w:i/>
           <w:iCs/>
         </w:rPr>
-        <w:t>(</w:t>
-      </w:r>
-      <w:proofErr w:type="gramEnd"/>
+        <w:t>MessageRelayService.broadcast_packet_unchanged</w:t>
+      </w:r>
+      <w:proofErr w:type="spellEnd"/>
       <w:r>
         <w:rPr>
           <w:i/>
           <w:iCs/>
         </w:rPr>
-        <w:t>)</w:t>
+        <w:t>()</w:t>
       </w:r>
       <w:r>
         <w:t> </w:t>
-      </w:r>
-    </w:p>
-    <w:p>
-      <w:r>
-        <w:t> </w:t>
-      </w:r>
-    </w:p>
-    <w:p>
-      <w:r>
-        <w:t>Phase B — Server relay </w:t>
       </w:r>
     </w:p>
     <w:p>
       <w:pPr>
         <w:numPr>
           <w:ilvl w:val="0"/>
-          <w:numId w:val="272"/>
+          <w:numId w:val="275"/>
         </w:numPr>
       </w:pPr>
       <w:proofErr w:type="spellStart"/>
@@ -8875,160 +7957,15 @@
           <w:i/>
           <w:iCs/>
         </w:rPr>
-        <w:t>MessageRelayService.validate_sender_for_</w:t>
-      </w:r>
-      <w:proofErr w:type="gramStart"/>
+        <w:t>MessageRelayService.relay_secure_packet</w:t>
+      </w:r>
+      <w:proofErr w:type="spellEnd"/>
       <w:r>
         <w:rPr>
           <w:i/>
           <w:iCs/>
         </w:rPr>
-        <w:t>routing</w:t>
-      </w:r>
-      <w:proofErr w:type="spellEnd"/>
-      <w:r>
-        <w:rPr>
-          <w:i/>
-          <w:iCs/>
-        </w:rPr>
-        <w:t>(</w:t>
-      </w:r>
-      <w:proofErr w:type="gramEnd"/>
-      <w:r>
-        <w:rPr>
-          <w:i/>
-          <w:iCs/>
-        </w:rPr>
-        <w:t>)</w:t>
-      </w:r>
-      <w:r>
-        <w:t> </w:t>
-      </w:r>
-    </w:p>
-    <w:p>
-      <w:pPr>
-        <w:numPr>
-          <w:ilvl w:val="0"/>
-          <w:numId w:val="273"/>
-        </w:numPr>
-      </w:pPr>
-      <w:proofErr w:type="spellStart"/>
-      <w:r>
-        <w:rPr>
-          <w:i/>
-          <w:iCs/>
-        </w:rPr>
-        <w:t>MessageRelayService.resolve_channel_</w:t>
-      </w:r>
-      <w:proofErr w:type="gramStart"/>
-      <w:r>
-        <w:rPr>
-          <w:i/>
-          <w:iCs/>
-        </w:rPr>
-        <w:t>recipients</w:t>
-      </w:r>
-      <w:proofErr w:type="spellEnd"/>
-      <w:r>
-        <w:rPr>
-          <w:i/>
-          <w:iCs/>
-        </w:rPr>
-        <w:t>(</w:t>
-      </w:r>
-      <w:proofErr w:type="gramEnd"/>
-      <w:r>
-        <w:rPr>
-          <w:i/>
-          <w:iCs/>
-        </w:rPr>
-        <w:t>)</w:t>
-      </w:r>
-      <w:r>
-        <w:t> </w:t>
-      </w:r>
-    </w:p>
-    <w:p>
-      <w:pPr>
-        <w:numPr>
-          <w:ilvl w:val="0"/>
-          <w:numId w:val="274"/>
-        </w:numPr>
-      </w:pPr>
-      <w:proofErr w:type="spellStart"/>
-      <w:r>
-        <w:rPr>
-          <w:i/>
-          <w:iCs/>
-        </w:rPr>
-        <w:t>MessageRelayService.broadcast_packet_</w:t>
-      </w:r>
-      <w:proofErr w:type="gramStart"/>
-      <w:r>
-        <w:rPr>
-          <w:i/>
-          <w:iCs/>
-        </w:rPr>
-        <w:t>unchanged</w:t>
-      </w:r>
-      <w:proofErr w:type="spellEnd"/>
-      <w:r>
-        <w:rPr>
-          <w:i/>
-          <w:iCs/>
-        </w:rPr>
-        <w:t>(</w:t>
-      </w:r>
-      <w:proofErr w:type="gramEnd"/>
-      <w:r>
-        <w:rPr>
-          <w:i/>
-          <w:iCs/>
-        </w:rPr>
-        <w:t>)</w:t>
-      </w:r>
-      <w:r>
-        <w:t> </w:t>
-      </w:r>
-    </w:p>
-    <w:p>
-      <w:pPr>
-        <w:numPr>
-          <w:ilvl w:val="0"/>
-          <w:numId w:val="275"/>
-        </w:numPr>
-      </w:pPr>
-      <w:proofErr w:type="spellStart"/>
-      <w:r>
-        <w:rPr>
-          <w:i/>
-          <w:iCs/>
-        </w:rPr>
-        <w:t>MessageRelayService.relay_secure_</w:t>
-      </w:r>
-      <w:proofErr w:type="gramStart"/>
-      <w:r>
-        <w:rPr>
-          <w:i/>
-          <w:iCs/>
-        </w:rPr>
-        <w:t>packet</w:t>
-      </w:r>
-      <w:proofErr w:type="spellEnd"/>
-      <w:r>
-        <w:rPr>
-          <w:i/>
-          <w:iCs/>
-        </w:rPr>
-        <w:t>(</w:t>
-      </w:r>
-      <w:proofErr w:type="gramEnd"/>
-      <w:r>
-        <w:rPr>
-          <w:i/>
-          <w:iCs/>
-        </w:rPr>
-        <w:t>)</w:t>
+        <w:t>()</w:t>
       </w:r>
       <w:r>
         <w:t> </w:t>
@@ -9138,74 +8075,42 @@
           <w:i/>
           <w:iCs/>
         </w:rPr>
-        <w:t>IncomingMessageProcessor.deliver_plaintext_</w:t>
-      </w:r>
-      <w:proofErr w:type="gramStart"/>
+        <w:t>IncomingMessageProcessor.deliver_plaintext_message</w:t>
+      </w:r>
+      <w:proofErr w:type="spellEnd"/>
       <w:r>
         <w:rPr>
           <w:i/>
           <w:iCs/>
         </w:rPr>
-        <w:t>message</w:t>
-      </w:r>
-      <w:proofErr w:type="spellEnd"/>
+        <w:t>()</w:t>
+      </w:r>
+      <w:r>
+        <w:t> </w:t>
+      </w:r>
+    </w:p>
+    <w:p>
+      <w:pPr>
+        <w:numPr>
+          <w:ilvl w:val="0"/>
+          <w:numId w:val="280"/>
+        </w:numPr>
+      </w:pPr>
+      <w:proofErr w:type="spellStart"/>
       <w:r>
         <w:rPr>
           <w:i/>
           <w:iCs/>
         </w:rPr>
-        <w:t>(</w:t>
-      </w:r>
-      <w:proofErr w:type="gramEnd"/>
+        <w:t>IncomingMessageProcessor.reject_incoming_packet</w:t>
+      </w:r>
+      <w:proofErr w:type="spellEnd"/>
       <w:r>
         <w:rPr>
           <w:i/>
           <w:iCs/>
         </w:rPr>
-        <w:t>)</w:t>
-      </w:r>
-      <w:r>
-        <w:t> </w:t>
-      </w:r>
-    </w:p>
-    <w:p>
-      <w:pPr>
-        <w:numPr>
-          <w:ilvl w:val="0"/>
-          <w:numId w:val="280"/>
-        </w:numPr>
-      </w:pPr>
-      <w:proofErr w:type="spellStart"/>
-      <w:r>
-        <w:rPr>
-          <w:i/>
-          <w:iCs/>
-        </w:rPr>
-        <w:t>IncomingMessageProcessor.reject_incoming_</w:t>
-      </w:r>
-      <w:proofErr w:type="gramStart"/>
-      <w:r>
-        <w:rPr>
-          <w:i/>
-          <w:iCs/>
-        </w:rPr>
-        <w:t>packet</w:t>
-      </w:r>
-      <w:proofErr w:type="spellEnd"/>
-      <w:r>
-        <w:rPr>
-          <w:i/>
-          <w:iCs/>
-        </w:rPr>
-        <w:t>(</w:t>
-      </w:r>
-      <w:proofErr w:type="gramEnd"/>
-      <w:r>
-        <w:rPr>
-          <w:i/>
-          <w:iCs/>
-        </w:rPr>
-        <w:t>)</w:t>
+        <w:t>()</w:t>
       </w:r>
       <w:r>
         <w:t> </w:t>
